--- a/收录（翻唱）曲/MMJ/~あなたしか見えないの.docx
+++ b/收录（翻唱）曲/MMJ/~あなたしか見えないの.docx
@@ -352,31 +352,7 @@
           <w:shd w:val="clear" w:color="auto" w:fill="auto"/>
           <w:lang w:val="en-US" w:eastAsia="zh-CN" w:bidi="ar"/>
         </w:rPr>
-        <w:instrText xml:space="preserve">(</w:instrText>
-      </w:r>
-      <w:r>
-        <w:rPr>
-          <w:rFonts w:hint="eastAsia" w:ascii="MS Mincho" w:hAnsi="MS Mincho" w:eastAsia="MS Mincho" w:cs="MS Mincho"/>
-          <w:color w:val="auto"/>
-          <w:kern w:val="0"/>
-          <w:sz w:val="21"/>
-          <w:szCs w:val="21"/>
-          <w:shd w:val="clear" w:color="auto" w:fill="auto"/>
-          <w:lang w:val="en-US" w:eastAsia="zh-CN" w:bidi="ar"/>
-        </w:rPr>
-        <w:instrText xml:space="preserve">うんめい</w:instrText>
-      </w:r>
-      <w:r>
-        <w:rPr>
-          <w:rFonts w:hint="eastAsia" w:ascii="MS Mincho" w:hAnsi="MS Mincho" w:eastAsia="MS Mincho" w:cs="MS Mincho"/>
-          <w:color w:val="auto"/>
-          <w:kern w:val="0"/>
-          <w:sz w:val="21"/>
-          <w:szCs w:val="21"/>
-          <w:shd w:val="clear" w:color="auto" w:fill="auto"/>
-          <w:lang w:val="en-US" w:eastAsia="zh-CN" w:bidi="ar"/>
-        </w:rPr>
-        <w:instrText xml:space="preserve">),運命)</w:instrText>
+        <w:instrText xml:space="preserve">(うんめい),運命)</w:instrText>
       </w:r>
       <w:r>
         <w:rPr>
@@ -520,31 +496,7 @@
           <w:shd w:val="clear" w:color="auto" w:fill="auto"/>
           <w:lang w:val="en-US" w:eastAsia="zh-CN" w:bidi="ar"/>
         </w:rPr>
-        <w:instrText xml:space="preserve">(</w:instrText>
-      </w:r>
-      <w:r>
-        <w:rPr>
-          <w:rFonts w:hint="eastAsia" w:ascii="MS Mincho" w:hAnsi="MS Mincho" w:eastAsia="MS Mincho" w:cs="MS Mincho"/>
-          <w:color w:val="auto"/>
-          <w:kern w:val="0"/>
-          <w:sz w:val="21"/>
-          <w:szCs w:val="21"/>
-          <w:shd w:val="clear" w:color="auto" w:fill="auto"/>
-          <w:lang w:val="en-US" w:eastAsia="zh-CN" w:bidi="ar"/>
-        </w:rPr>
-        <w:instrText xml:space="preserve">ちょうじ</w:instrText>
-      </w:r>
-      <w:r>
-        <w:rPr>
-          <w:rFonts w:hint="eastAsia" w:ascii="MS Mincho" w:hAnsi="MS Mincho" w:eastAsia="MS Mincho" w:cs="MS Mincho"/>
-          <w:color w:val="auto"/>
-          <w:kern w:val="0"/>
-          <w:sz w:val="21"/>
-          <w:szCs w:val="21"/>
-          <w:shd w:val="clear" w:color="auto" w:fill="auto"/>
-          <w:lang w:val="en-US" w:eastAsia="zh-CN" w:bidi="ar"/>
-        </w:rPr>
-        <w:instrText xml:space="preserve">),寵児)</w:instrText>
+        <w:instrText xml:space="preserve">(ちょうじ),寵児)</w:instrText>
       </w:r>
       <w:r>
         <w:rPr>
@@ -747,6 +699,150 @@
           <w:shd w:val="clear" w:color="auto" w:fill="auto"/>
           <w:lang w:val="en-US" w:eastAsia="zh-CN" w:bidi="ar"/>
         </w:rPr>
+        <w:instrText xml:space="preserve">(ましょう),魔性)</w:instrText>
+      </w:r>
+      <w:r>
+        <w:rPr>
+          <w:rFonts w:hint="eastAsia" w:ascii="MS Mincho" w:hAnsi="MS Mincho" w:eastAsia="MS Mincho" w:cs="MS Mincho"/>
+          <w:color w:val="auto"/>
+          <w:kern w:val="0"/>
+          <w:sz w:val="21"/>
+          <w:szCs w:val="21"/>
+          <w:shd w:val="clear" w:color="auto" w:fill="auto"/>
+          <w:lang w:val="en-US" w:eastAsia="zh-CN" w:bidi="ar"/>
+        </w:rPr>
+        <w:fldChar w:fldCharType="end"/>
+      </w:r>
+      <w:r>
+        <w:rPr>
+          <w:rFonts w:hint="eastAsia" w:ascii="MS Mincho" w:hAnsi="MS Mincho" w:eastAsia="MS Mincho" w:cs="MS Mincho"/>
+          <w:color w:val="auto"/>
+          <w:kern w:val="0"/>
+          <w:sz w:val="21"/>
+          <w:szCs w:val="21"/>
+          <w:shd w:val="clear" w:color="auto" w:fill="auto"/>
+          <w:lang w:val="en-US" w:eastAsia="zh-CN" w:bidi="ar"/>
+        </w:rPr>
+        <w:t>の</w:t>
+      </w:r>
+      <w:r>
+        <w:rPr>
+          <w:rFonts w:hint="eastAsia" w:ascii="MS Mincho" w:hAnsi="MS Mincho" w:eastAsia="MS Mincho" w:cs="MS Mincho"/>
+          <w:color w:val="auto"/>
+          <w:kern w:val="0"/>
+          <w:sz w:val="21"/>
+          <w:szCs w:val="21"/>
+          <w:shd w:val="clear" w:color="auto" w:fill="auto"/>
+          <w:lang w:val="en-US" w:eastAsia="zh-CN" w:bidi="ar"/>
+        </w:rPr>
+        <w:fldChar w:fldCharType="begin"/>
+      </w:r>
+      <w:r>
+        <w:rPr>
+          <w:rFonts w:hint="eastAsia" w:ascii="MS Mincho" w:hAnsi="MS Mincho" w:eastAsia="MS Mincho" w:cs="MS Mincho"/>
+          <w:color w:val="auto"/>
+          <w:kern w:val="0"/>
+          <w:sz w:val="21"/>
+          <w:szCs w:val="21"/>
+          <w:shd w:val="clear" w:color="auto" w:fill="auto"/>
+          <w:lang w:val="en-US" w:eastAsia="zh-CN" w:bidi="ar"/>
+        </w:rPr>
+        <w:instrText xml:space="preserve">EQ \* </w:instrText>
+      </w:r>
+      <w:r>
+        <w:rPr>
+          <w:rFonts w:hint="default" w:ascii="MS Mincho" w:hAnsi="MS Mincho" w:eastAsia="MS Mincho" w:cs="MS Mincho"/>
+          <w:color w:val="auto"/>
+          <w:kern w:val="0"/>
+          <w:sz w:val="21"/>
+          <w:szCs w:val="21"/>
+          <w:shd w:val="clear" w:color="auto" w:fill="auto"/>
+          <w:lang w:val="en-US" w:eastAsia="zh-CN" w:bidi="ar"/>
+        </w:rPr>
+        <w:instrText xml:space="preserve">jc2</w:instrText>
+      </w:r>
+      <w:r>
+        <w:rPr>
+          <w:rFonts w:hint="eastAsia" w:ascii="MS Mincho" w:hAnsi="MS Mincho" w:eastAsia="MS Mincho" w:cs="MS Mincho"/>
+          <w:color w:val="auto"/>
+          <w:kern w:val="0"/>
+          <w:sz w:val="21"/>
+          <w:szCs w:val="21"/>
+          <w:shd w:val="clear" w:color="auto" w:fill="auto"/>
+          <w:lang w:val="en-US" w:eastAsia="zh-CN" w:bidi="ar"/>
+        </w:rPr>
+        <w:instrText xml:space="preserve"> \* "Font:</w:instrText>
+      </w:r>
+      <w:r>
+        <w:rPr>
+          <w:rFonts w:hint="default" w:ascii="MS Mincho" w:hAnsi="MS Mincho" w:eastAsia="MS Mincho" w:cs="MS Mincho"/>
+          <w:color w:val="auto"/>
+          <w:kern w:val="0"/>
+          <w:sz w:val="21"/>
+          <w:szCs w:val="21"/>
+          <w:shd w:val="clear" w:color="auto" w:fill="auto"/>
+          <w:lang w:val="en-US" w:eastAsia="zh-CN" w:bidi="ar"/>
+        </w:rPr>
+        <w:instrText xml:space="preserve">MS Mincho</w:instrText>
+      </w:r>
+      <w:r>
+        <w:rPr>
+          <w:rFonts w:hint="eastAsia" w:ascii="MS Mincho" w:hAnsi="MS Mincho" w:eastAsia="MS Mincho" w:cs="MS Mincho"/>
+          <w:color w:val="auto"/>
+          <w:kern w:val="0"/>
+          <w:sz w:val="21"/>
+          <w:szCs w:val="21"/>
+          <w:shd w:val="clear" w:color="auto" w:fill="auto"/>
+          <w:lang w:val="en-US" w:eastAsia="zh-CN" w:bidi="ar"/>
+        </w:rPr>
+        <w:instrText xml:space="preserve">" \* hps</w:instrText>
+      </w:r>
+      <w:r>
+        <w:rPr>
+          <w:rFonts w:hint="default" w:ascii="MS Mincho" w:hAnsi="MS Mincho" w:eastAsia="MS Mincho" w:cs="MS Mincho"/>
+          <w:color w:val="auto"/>
+          <w:kern w:val="0"/>
+          <w:sz w:val="21"/>
+          <w:szCs w:val="21"/>
+          <w:shd w:val="clear" w:color="auto" w:fill="auto"/>
+          <w:lang w:val="en-US" w:eastAsia="zh-CN" w:bidi="ar"/>
+        </w:rPr>
+        <w:instrText xml:space="preserve">16</w:instrText>
+      </w:r>
+      <w:r>
+        <w:rPr>
+          <w:rFonts w:hint="eastAsia" w:ascii="MS Mincho" w:hAnsi="MS Mincho" w:eastAsia="MS Mincho" w:cs="MS Mincho"/>
+          <w:color w:val="auto"/>
+          <w:kern w:val="0"/>
+          <w:sz w:val="21"/>
+          <w:szCs w:val="21"/>
+          <w:shd w:val="clear" w:color="auto" w:fill="auto"/>
+          <w:lang w:val="en-US" w:eastAsia="zh-CN" w:bidi="ar"/>
+        </w:rPr>
+        <w:instrText xml:space="preserve"> \o(\s\up </w:instrText>
+      </w:r>
+      <w:r>
+        <w:rPr>
+          <w:rFonts w:hint="default" w:ascii="MS Mincho" w:hAnsi="MS Mincho" w:eastAsia="MS Mincho" w:cs="MS Mincho"/>
+          <w:color w:val="auto"/>
+          <w:kern w:val="0"/>
+          <w:sz w:val="21"/>
+          <w:szCs w:val="21"/>
+          <w:shd w:val="clear" w:color="auto" w:fill="auto"/>
+          <w:lang w:val="en-US" w:eastAsia="zh-CN" w:bidi="ar"/>
+        </w:rPr>
+        <w:instrText xml:space="preserve">10</w:instrText>
+      </w:r>
+      <w:r>
+        <w:rPr>
+          <w:rFonts w:hint="eastAsia" w:ascii="MS Mincho" w:hAnsi="MS Mincho" w:eastAsia="MS Mincho" w:cs="MS Mincho"/>
+          <w:color w:val="auto"/>
+          <w:kern w:val="0"/>
+          <w:sz w:val="21"/>
+          <w:szCs w:val="21"/>
+          <w:shd w:val="clear" w:color="auto" w:fill="auto"/>
+          <w:lang w:val="en-US" w:eastAsia="zh-CN" w:bidi="ar"/>
+        </w:rPr>
         <w:instrText xml:space="preserve">(</w:instrText>
       </w:r>
       <w:r>
@@ -757,177 +853,9 @@
           <w:sz w:val="21"/>
           <w:szCs w:val="21"/>
           <w:shd w:val="clear" w:color="auto" w:fill="auto"/>
-          <w:lang w:val="en-US" w:eastAsia="zh-CN" w:bidi="ar"/>
-        </w:rPr>
-        <w:instrText xml:space="preserve">ましょう</w:instrText>
-      </w:r>
-      <w:r>
-        <w:rPr>
-          <w:rFonts w:hint="eastAsia" w:ascii="MS Mincho" w:hAnsi="MS Mincho" w:eastAsia="MS Mincho" w:cs="MS Mincho"/>
-          <w:color w:val="auto"/>
-          <w:kern w:val="0"/>
-          <w:sz w:val="21"/>
-          <w:szCs w:val="21"/>
-          <w:shd w:val="clear" w:color="auto" w:fill="auto"/>
-          <w:lang w:val="en-US" w:eastAsia="zh-CN" w:bidi="ar"/>
-        </w:rPr>
-        <w:instrText xml:space="preserve">),魔性)</w:instrText>
-      </w:r>
-      <w:r>
-        <w:rPr>
-          <w:rFonts w:hint="eastAsia" w:ascii="MS Mincho" w:hAnsi="MS Mincho" w:eastAsia="MS Mincho" w:cs="MS Mincho"/>
-          <w:color w:val="auto"/>
-          <w:kern w:val="0"/>
-          <w:sz w:val="21"/>
-          <w:szCs w:val="21"/>
-          <w:shd w:val="clear" w:color="auto" w:fill="auto"/>
-          <w:lang w:val="en-US" w:eastAsia="zh-CN" w:bidi="ar"/>
-        </w:rPr>
-        <w:fldChar w:fldCharType="end"/>
-      </w:r>
-      <w:r>
-        <w:rPr>
-          <w:rFonts w:hint="eastAsia" w:ascii="MS Mincho" w:hAnsi="MS Mincho" w:eastAsia="MS Mincho" w:cs="MS Mincho"/>
-          <w:color w:val="auto"/>
-          <w:kern w:val="0"/>
-          <w:sz w:val="21"/>
-          <w:szCs w:val="21"/>
-          <w:shd w:val="clear" w:color="auto" w:fill="auto"/>
-          <w:lang w:val="en-US" w:eastAsia="zh-CN" w:bidi="ar"/>
-        </w:rPr>
-        <w:t>の</w:t>
-      </w:r>
-      <w:r>
-        <w:rPr>
-          <w:rFonts w:hint="eastAsia" w:ascii="MS Mincho" w:hAnsi="MS Mincho" w:eastAsia="MS Mincho" w:cs="MS Mincho"/>
-          <w:color w:val="auto"/>
-          <w:kern w:val="0"/>
-          <w:sz w:val="21"/>
-          <w:szCs w:val="21"/>
-          <w:shd w:val="clear" w:color="auto" w:fill="auto"/>
-          <w:lang w:val="en-US" w:eastAsia="zh-CN" w:bidi="ar"/>
-        </w:rPr>
-        <w:fldChar w:fldCharType="begin"/>
-      </w:r>
-      <w:r>
-        <w:rPr>
-          <w:rFonts w:hint="eastAsia" w:ascii="MS Mincho" w:hAnsi="MS Mincho" w:eastAsia="MS Mincho" w:cs="MS Mincho"/>
-          <w:color w:val="auto"/>
-          <w:kern w:val="0"/>
-          <w:sz w:val="21"/>
-          <w:szCs w:val="21"/>
-          <w:shd w:val="clear" w:color="auto" w:fill="auto"/>
-          <w:lang w:val="en-US" w:eastAsia="zh-CN" w:bidi="ar"/>
-        </w:rPr>
-        <w:instrText xml:space="preserve">EQ \* </w:instrText>
-      </w:r>
-      <w:r>
-        <w:rPr>
-          <w:rFonts w:hint="default" w:ascii="MS Mincho" w:hAnsi="MS Mincho" w:eastAsia="MS Mincho" w:cs="MS Mincho"/>
-          <w:color w:val="auto"/>
-          <w:kern w:val="0"/>
-          <w:sz w:val="21"/>
-          <w:szCs w:val="21"/>
-          <w:shd w:val="clear" w:color="auto" w:fill="auto"/>
-          <w:lang w:val="en-US" w:eastAsia="zh-CN" w:bidi="ar"/>
-        </w:rPr>
-        <w:instrText xml:space="preserve">jc2</w:instrText>
-      </w:r>
-      <w:r>
-        <w:rPr>
-          <w:rFonts w:hint="eastAsia" w:ascii="MS Mincho" w:hAnsi="MS Mincho" w:eastAsia="MS Mincho" w:cs="MS Mincho"/>
-          <w:color w:val="auto"/>
-          <w:kern w:val="0"/>
-          <w:sz w:val="21"/>
-          <w:szCs w:val="21"/>
-          <w:shd w:val="clear" w:color="auto" w:fill="auto"/>
-          <w:lang w:val="en-US" w:eastAsia="zh-CN" w:bidi="ar"/>
-        </w:rPr>
-        <w:instrText xml:space="preserve"> \* "Font:</w:instrText>
-      </w:r>
-      <w:r>
-        <w:rPr>
-          <w:rFonts w:hint="default" w:ascii="MS Mincho" w:hAnsi="MS Mincho" w:eastAsia="MS Mincho" w:cs="MS Mincho"/>
-          <w:color w:val="auto"/>
-          <w:kern w:val="0"/>
-          <w:sz w:val="21"/>
-          <w:szCs w:val="21"/>
-          <w:shd w:val="clear" w:color="auto" w:fill="auto"/>
-          <w:lang w:val="en-US" w:eastAsia="zh-CN" w:bidi="ar"/>
-        </w:rPr>
-        <w:instrText xml:space="preserve">MS Mincho</w:instrText>
-      </w:r>
-      <w:r>
-        <w:rPr>
-          <w:rFonts w:hint="eastAsia" w:ascii="MS Mincho" w:hAnsi="MS Mincho" w:eastAsia="MS Mincho" w:cs="MS Mincho"/>
-          <w:color w:val="auto"/>
-          <w:kern w:val="0"/>
-          <w:sz w:val="21"/>
-          <w:szCs w:val="21"/>
-          <w:shd w:val="clear" w:color="auto" w:fill="auto"/>
-          <w:lang w:val="en-US" w:eastAsia="zh-CN" w:bidi="ar"/>
-        </w:rPr>
-        <w:instrText xml:space="preserve">" \* hps</w:instrText>
-      </w:r>
-      <w:r>
-        <w:rPr>
-          <w:rFonts w:hint="default" w:ascii="MS Mincho" w:hAnsi="MS Mincho" w:eastAsia="MS Mincho" w:cs="MS Mincho"/>
-          <w:color w:val="auto"/>
-          <w:kern w:val="0"/>
-          <w:sz w:val="21"/>
-          <w:szCs w:val="21"/>
-          <w:shd w:val="clear" w:color="auto" w:fill="auto"/>
-          <w:lang w:val="en-US" w:eastAsia="zh-CN" w:bidi="ar"/>
-        </w:rPr>
-        <w:instrText xml:space="preserve">16</w:instrText>
-      </w:r>
-      <w:r>
-        <w:rPr>
-          <w:rFonts w:hint="eastAsia" w:ascii="MS Mincho" w:hAnsi="MS Mincho" w:eastAsia="MS Mincho" w:cs="MS Mincho"/>
-          <w:color w:val="auto"/>
-          <w:kern w:val="0"/>
-          <w:sz w:val="21"/>
-          <w:szCs w:val="21"/>
-          <w:shd w:val="clear" w:color="auto" w:fill="auto"/>
-          <w:lang w:val="en-US" w:eastAsia="zh-CN" w:bidi="ar"/>
-        </w:rPr>
-        <w:instrText xml:space="preserve"> \o(\s\up </w:instrText>
-      </w:r>
-      <w:r>
-        <w:rPr>
-          <w:rFonts w:hint="default" w:ascii="MS Mincho" w:hAnsi="MS Mincho" w:eastAsia="MS Mincho" w:cs="MS Mincho"/>
-          <w:color w:val="auto"/>
-          <w:kern w:val="0"/>
-          <w:sz w:val="21"/>
-          <w:szCs w:val="21"/>
-          <w:shd w:val="clear" w:color="auto" w:fill="auto"/>
-          <w:lang w:val="en-US" w:eastAsia="zh-CN" w:bidi="ar"/>
-        </w:rPr>
-        <w:instrText xml:space="preserve">10</w:instrText>
-      </w:r>
-      <w:r>
-        <w:rPr>
-          <w:rFonts w:hint="eastAsia" w:ascii="MS Mincho" w:hAnsi="MS Mincho" w:eastAsia="MS Mincho" w:cs="MS Mincho"/>
-          <w:color w:val="auto"/>
-          <w:kern w:val="0"/>
-          <w:sz w:val="21"/>
-          <w:szCs w:val="21"/>
-          <w:shd w:val="clear" w:color="auto" w:fill="auto"/>
-          <w:lang w:val="en-US" w:eastAsia="zh-CN" w:bidi="ar"/>
-        </w:rPr>
-        <w:instrText xml:space="preserve">(</w:instrText>
-      </w:r>
-      <w:r>
-        <w:rPr>
-          <w:rFonts w:hint="eastAsia" w:ascii="MS Mincho" w:hAnsi="MS Mincho" w:eastAsia="MS Mincho" w:cs="MS Mincho"/>
-          <w:color w:val="auto"/>
-          <w:kern w:val="0"/>
-          <w:sz w:val="21"/>
-          <w:szCs w:val="21"/>
-          <w:shd w:val="clear" w:color="auto" w:fill="auto"/>
-          <w:lang w:val="en-US" w:eastAsia="zh-CN" w:bidi="ar"/>
-        </w:rPr>
-        <w:instrText xml:space="preserve">ものがたり</w:instrText>
+          <w:lang w:val="en-US" w:eastAsia="ja-JP" w:bidi="ar"/>
+        </w:rPr>
+        <w:instrText xml:space="preserve">すとーりー</w:instrText>
       </w:r>
       <w:r>
         <w:rPr>
@@ -1130,31 +1058,7 @@
           <w:shd w:val="clear" w:color="auto" w:fill="auto"/>
           <w:lang w:val="en-US" w:eastAsia="zh-CN" w:bidi="ar"/>
         </w:rPr>
-        <w:instrText xml:space="preserve">(</w:instrText>
-      </w:r>
-      <w:r>
-        <w:rPr>
-          <w:rFonts w:hint="eastAsia" w:ascii="MS Mincho" w:hAnsi="MS Mincho" w:eastAsia="MS Mincho" w:cs="MS Mincho"/>
-          <w:color w:val="auto"/>
-          <w:kern w:val="0"/>
-          <w:sz w:val="21"/>
-          <w:szCs w:val="21"/>
-          <w:shd w:val="clear" w:color="auto" w:fill="auto"/>
-          <w:lang w:val="en-US" w:eastAsia="zh-CN" w:bidi="ar"/>
-        </w:rPr>
-        <w:instrText xml:space="preserve">だれ</w:instrText>
-      </w:r>
-      <w:r>
-        <w:rPr>
-          <w:rFonts w:hint="eastAsia" w:ascii="MS Mincho" w:hAnsi="MS Mincho" w:eastAsia="MS Mincho" w:cs="MS Mincho"/>
-          <w:color w:val="auto"/>
-          <w:kern w:val="0"/>
-          <w:sz w:val="21"/>
-          <w:szCs w:val="21"/>
-          <w:shd w:val="clear" w:color="auto" w:fill="auto"/>
-          <w:lang w:val="en-US" w:eastAsia="zh-CN" w:bidi="ar"/>
-        </w:rPr>
-        <w:instrText xml:space="preserve">),誰)</w:instrText>
+        <w:instrText xml:space="preserve">(だれ),誰)</w:instrText>
       </w:r>
       <w:r>
         <w:rPr>
@@ -1298,31 +1202,7 @@
           <w:shd w:val="clear" w:color="auto" w:fill="auto"/>
           <w:lang w:val="en-US" w:eastAsia="zh-CN" w:bidi="ar"/>
         </w:rPr>
-        <w:instrText xml:space="preserve">(</w:instrText>
-      </w:r>
-      <w:r>
-        <w:rPr>
-          <w:rFonts w:hint="eastAsia" w:ascii="MS Mincho" w:hAnsi="MS Mincho" w:eastAsia="MS Mincho" w:cs="MS Mincho"/>
-          <w:color w:val="auto"/>
-          <w:kern w:val="0"/>
-          <w:sz w:val="21"/>
-          <w:szCs w:val="21"/>
-          <w:shd w:val="clear" w:color="auto" w:fill="auto"/>
-          <w:lang w:val="en-US" w:eastAsia="zh-CN" w:bidi="ar"/>
-        </w:rPr>
-        <w:instrText xml:space="preserve">くぎづ</w:instrText>
-      </w:r>
-      <w:r>
-        <w:rPr>
-          <w:rFonts w:hint="eastAsia" w:ascii="MS Mincho" w:hAnsi="MS Mincho" w:eastAsia="MS Mincho" w:cs="MS Mincho"/>
-          <w:color w:val="auto"/>
-          <w:kern w:val="0"/>
-          <w:sz w:val="21"/>
-          <w:szCs w:val="21"/>
-          <w:shd w:val="clear" w:color="auto" w:fill="auto"/>
-          <w:lang w:val="en-US" w:eastAsia="zh-CN" w:bidi="ar"/>
-        </w:rPr>
-        <w:instrText xml:space="preserve">),釘付)</w:instrText>
+        <w:instrText xml:space="preserve">(くぎづ),釘付)</w:instrText>
       </w:r>
       <w:r>
         <w:rPr>
@@ -1466,19 +1346,19 @@
           <w:shd w:val="clear" w:color="auto" w:fill="auto"/>
           <w:lang w:val="en-US" w:eastAsia="zh-CN" w:bidi="ar"/>
         </w:rPr>
-        <w:instrText xml:space="preserve">(</w:instrText>
-      </w:r>
-      <w:r>
-        <w:rPr>
-          <w:rFonts w:hint="eastAsia" w:ascii="MS Mincho" w:hAnsi="MS Mincho" w:eastAsia="MS Mincho" w:cs="MS Mincho"/>
-          <w:color w:val="auto"/>
-          <w:kern w:val="0"/>
-          <w:sz w:val="21"/>
-          <w:szCs w:val="21"/>
-          <w:shd w:val="clear" w:color="auto" w:fill="auto"/>
-          <w:lang w:val="en-US" w:eastAsia="zh-CN" w:bidi="ar"/>
-        </w:rPr>
-        <w:instrText xml:space="preserve">いち</w:instrText>
+        <w:instrText xml:space="preserve">(い</w:instrText>
+      </w:r>
+      <w:r>
+        <w:rPr>
+          <w:rFonts w:hint="eastAsia" w:ascii="MS Mincho" w:hAnsi="MS Mincho" w:eastAsia="MS Mincho" w:cs="MS Mincho"/>
+          <w:color w:val="auto"/>
+          <w:kern w:val="0"/>
+          <w:sz w:val="21"/>
+          <w:szCs w:val="21"/>
+          <w:shd w:val="clear" w:color="auto" w:fill="auto"/>
+          <w:lang w:val="en-US" w:eastAsia="ja-JP" w:bidi="ar"/>
+        </w:rPr>
+        <w:instrText xml:space="preserve">っ</w:instrText>
       </w:r>
       <w:r>
         <w:rPr>
@@ -1622,31 +1502,7 @@
           <w:shd w:val="clear" w:color="auto" w:fill="auto"/>
           <w:lang w:val="en-US" w:eastAsia="zh-CN" w:bidi="ar"/>
         </w:rPr>
-        <w:instrText xml:space="preserve">(</w:instrText>
-      </w:r>
-      <w:r>
-        <w:rPr>
-          <w:rFonts w:hint="eastAsia" w:ascii="MS Mincho" w:hAnsi="MS Mincho" w:eastAsia="MS Mincho" w:cs="MS Mincho"/>
-          <w:color w:val="auto"/>
-          <w:kern w:val="0"/>
-          <w:sz w:val="21"/>
-          <w:szCs w:val="21"/>
-          <w:shd w:val="clear" w:color="auto" w:fill="auto"/>
-          <w:lang w:val="en-US" w:eastAsia="zh-CN" w:bidi="ar"/>
-        </w:rPr>
-        <w:instrText xml:space="preserve">とう</w:instrText>
-      </w:r>
-      <w:r>
-        <w:rPr>
-          <w:rFonts w:hint="eastAsia" w:ascii="MS Mincho" w:hAnsi="MS Mincho" w:eastAsia="MS Mincho" w:cs="MS Mincho"/>
-          <w:color w:val="auto"/>
-          <w:kern w:val="0"/>
-          <w:sz w:val="21"/>
-          <w:szCs w:val="21"/>
-          <w:shd w:val="clear" w:color="auto" w:fill="auto"/>
-          <w:lang w:val="en-US" w:eastAsia="zh-CN" w:bidi="ar"/>
-        </w:rPr>
-        <w:instrText xml:space="preserve">),等)</w:instrText>
+        <w:instrText xml:space="preserve">(とう),等)</w:instrText>
       </w:r>
       <w:r>
         <w:rPr>
@@ -1778,31 +1634,7 @@
           <w:shd w:val="clear" w:color="auto" w:fill="auto"/>
           <w:lang w:val="en-US" w:eastAsia="zh-CN" w:bidi="ar"/>
         </w:rPr>
-        <w:instrText xml:space="preserve">(</w:instrText>
-      </w:r>
-      <w:r>
-        <w:rPr>
-          <w:rFonts w:hint="eastAsia" w:ascii="MS Mincho" w:hAnsi="MS Mincho" w:eastAsia="MS Mincho" w:cs="MS Mincho"/>
-          <w:color w:val="auto"/>
-          <w:kern w:val="0"/>
-          <w:sz w:val="21"/>
-          <w:szCs w:val="21"/>
-          <w:shd w:val="clear" w:color="auto" w:fill="auto"/>
-          <w:lang w:val="en-US" w:eastAsia="zh-CN" w:bidi="ar"/>
-        </w:rPr>
-        <w:instrText xml:space="preserve">せい</w:instrText>
-      </w:r>
-      <w:r>
-        <w:rPr>
-          <w:rFonts w:hint="eastAsia" w:ascii="MS Mincho" w:hAnsi="MS Mincho" w:eastAsia="MS Mincho" w:cs="MS Mincho"/>
-          <w:color w:val="auto"/>
-          <w:kern w:val="0"/>
-          <w:sz w:val="21"/>
-          <w:szCs w:val="21"/>
-          <w:shd w:val="clear" w:color="auto" w:fill="auto"/>
-          <w:lang w:val="en-US" w:eastAsia="zh-CN" w:bidi="ar"/>
-        </w:rPr>
-        <w:instrText xml:space="preserve">),星)</w:instrText>
+        <w:instrText xml:space="preserve">(せい),星)</w:instrText>
       </w:r>
       <w:r>
         <w:rPr>
@@ -2142,31 +1974,7 @@
           <w:shd w:val="clear" w:color="auto" w:fill="auto"/>
           <w:lang w:val="en-US" w:eastAsia="zh-CN" w:bidi="ar"/>
         </w:rPr>
-        <w:instrText xml:space="preserve">(</w:instrText>
-      </w:r>
-      <w:r>
-        <w:rPr>
-          <w:rFonts w:hint="eastAsia" w:ascii="MS Mincho" w:hAnsi="MS Mincho" w:eastAsia="MS Mincho" w:cs="MS Mincho"/>
-          <w:color w:val="auto"/>
-          <w:kern w:val="0"/>
-          <w:sz w:val="21"/>
-          <w:szCs w:val="21"/>
-          <w:shd w:val="clear" w:color="auto" w:fill="auto"/>
-          <w:lang w:val="en-US" w:eastAsia="zh-CN" w:bidi="ar"/>
-        </w:rPr>
-        <w:instrText xml:space="preserve">し</w:instrText>
-      </w:r>
-      <w:r>
-        <w:rPr>
-          <w:rFonts w:hint="eastAsia" w:ascii="MS Mincho" w:hAnsi="MS Mincho" w:eastAsia="MS Mincho" w:cs="MS Mincho"/>
-          <w:color w:val="auto"/>
-          <w:kern w:val="0"/>
-          <w:sz w:val="21"/>
-          <w:szCs w:val="21"/>
-          <w:shd w:val="clear" w:color="auto" w:fill="auto"/>
-          <w:lang w:val="en-US" w:eastAsia="zh-CN" w:bidi="ar"/>
-        </w:rPr>
-        <w:instrText xml:space="preserve">),知)</w:instrText>
+        <w:instrText xml:space="preserve">(し),知)</w:instrText>
       </w:r>
       <w:r>
         <w:rPr>
@@ -2381,31 +2189,7 @@
           <w:shd w:val="clear" w:color="auto" w:fill="auto"/>
           <w:lang w:val="en-US" w:eastAsia="zh-CN" w:bidi="ar"/>
         </w:rPr>
-        <w:instrText xml:space="preserve">(</w:instrText>
-      </w:r>
-      <w:r>
-        <w:rPr>
-          <w:rFonts w:hint="eastAsia" w:ascii="MS Mincho" w:hAnsi="MS Mincho" w:eastAsia="MS Mincho" w:cs="MS Mincho"/>
-          <w:color w:val="auto"/>
-          <w:kern w:val="0"/>
-          <w:sz w:val="21"/>
-          <w:szCs w:val="21"/>
-          <w:shd w:val="clear" w:color="auto" w:fill="auto"/>
-          <w:lang w:val="en-US" w:eastAsia="zh-CN" w:bidi="ar"/>
-        </w:rPr>
-        <w:instrText xml:space="preserve">し</w:instrText>
-      </w:r>
-      <w:r>
-        <w:rPr>
-          <w:rFonts w:hint="eastAsia" w:ascii="MS Mincho" w:hAnsi="MS Mincho" w:eastAsia="MS Mincho" w:cs="MS Mincho"/>
-          <w:color w:val="auto"/>
-          <w:kern w:val="0"/>
-          <w:sz w:val="21"/>
-          <w:szCs w:val="21"/>
-          <w:shd w:val="clear" w:color="auto" w:fill="auto"/>
-          <w:lang w:val="en-US" w:eastAsia="zh-CN" w:bidi="ar"/>
-        </w:rPr>
-        <w:instrText xml:space="preserve">),知)</w:instrText>
+        <w:instrText xml:space="preserve">(し),知)</w:instrText>
       </w:r>
       <w:r>
         <w:rPr>
@@ -2781,31 +2565,7 @@
           <w:shd w:val="clear" w:color="auto" w:fill="auto"/>
           <w:lang w:val="en-US" w:eastAsia="zh-CN" w:bidi="ar"/>
         </w:rPr>
-        <w:instrText xml:space="preserve">(</w:instrText>
-      </w:r>
-      <w:r>
-        <w:rPr>
-          <w:rFonts w:hint="eastAsia" w:ascii="MS Mincho" w:hAnsi="MS Mincho" w:eastAsia="MS Mincho" w:cs="MS Mincho"/>
-          <w:color w:val="auto"/>
-          <w:kern w:val="0"/>
-          <w:sz w:val="21"/>
-          <w:szCs w:val="21"/>
-          <w:shd w:val="clear" w:color="auto" w:fill="auto"/>
-          <w:lang w:val="en-US" w:eastAsia="zh-CN" w:bidi="ar"/>
-        </w:rPr>
-        <w:instrText xml:space="preserve">す</w:instrText>
-      </w:r>
-      <w:r>
-        <w:rPr>
-          <w:rFonts w:hint="eastAsia" w:ascii="MS Mincho" w:hAnsi="MS Mincho" w:eastAsia="MS Mincho" w:cs="MS Mincho"/>
-          <w:color w:val="auto"/>
-          <w:kern w:val="0"/>
-          <w:sz w:val="21"/>
-          <w:szCs w:val="21"/>
-          <w:shd w:val="clear" w:color="auto" w:fill="auto"/>
-          <w:lang w:val="en-US" w:eastAsia="zh-CN" w:bidi="ar"/>
-        </w:rPr>
-        <w:instrText xml:space="preserve">),好)</w:instrText>
+        <w:instrText xml:space="preserve">(す),好)</w:instrText>
       </w:r>
       <w:r>
         <w:rPr>
@@ -3219,31 +2979,7 @@
           <w:shd w:val="clear" w:color="auto" w:fill="auto"/>
           <w:lang w:val="en-US" w:eastAsia="zh-CN" w:bidi="ar"/>
         </w:rPr>
-        <w:instrText xml:space="preserve">(</w:instrText>
-      </w:r>
-      <w:r>
-        <w:rPr>
-          <w:rFonts w:hint="eastAsia" w:ascii="MS Mincho" w:hAnsi="MS Mincho" w:eastAsia="MS Mincho" w:cs="MS Mincho"/>
-          <w:color w:val="auto"/>
-          <w:kern w:val="0"/>
-          <w:sz w:val="21"/>
-          <w:szCs w:val="21"/>
-          <w:shd w:val="clear" w:color="auto" w:fill="auto"/>
-          <w:lang w:val="en-US" w:eastAsia="zh-CN" w:bidi="ar"/>
-        </w:rPr>
-        <w:instrText xml:space="preserve">て</w:instrText>
-      </w:r>
-      <w:r>
-        <w:rPr>
-          <w:rFonts w:hint="eastAsia" w:ascii="MS Mincho" w:hAnsi="MS Mincho" w:eastAsia="MS Mincho" w:cs="MS Mincho"/>
-          <w:color w:val="auto"/>
-          <w:kern w:val="0"/>
-          <w:sz w:val="21"/>
-          <w:szCs w:val="21"/>
-          <w:shd w:val="clear" w:color="auto" w:fill="auto"/>
-          <w:lang w:val="en-US" w:eastAsia="zh-CN" w:bidi="ar"/>
-        </w:rPr>
-        <w:instrText xml:space="preserve">),手)</w:instrText>
+        <w:instrText xml:space="preserve">(て),手)</w:instrText>
       </w:r>
       <w:r>
         <w:rPr>
@@ -3479,31 +3215,7 @@
           <w:shd w:val="clear" w:color="auto" w:fill="auto"/>
           <w:lang w:val="en-US" w:eastAsia="zh-CN" w:bidi="ar"/>
         </w:rPr>
-        <w:instrText xml:space="preserve">(</w:instrText>
-      </w:r>
-      <w:r>
-        <w:rPr>
-          <w:rFonts w:hint="eastAsia" w:ascii="MS Mincho" w:hAnsi="MS Mincho" w:eastAsia="MS Mincho" w:cs="MS Mincho"/>
-          <w:color w:val="auto"/>
-          <w:kern w:val="0"/>
-          <w:sz w:val="21"/>
-          <w:szCs w:val="21"/>
-          <w:shd w:val="clear" w:color="auto" w:fill="auto"/>
-          <w:lang w:val="en-US" w:eastAsia="zh-CN" w:bidi="ar"/>
-        </w:rPr>
-        <w:instrText xml:space="preserve">み</w:instrText>
-      </w:r>
-      <w:r>
-        <w:rPr>
-          <w:rFonts w:hint="eastAsia" w:ascii="MS Mincho" w:hAnsi="MS Mincho" w:eastAsia="MS Mincho" w:cs="MS Mincho"/>
-          <w:color w:val="auto"/>
-          <w:kern w:val="0"/>
-          <w:sz w:val="21"/>
-          <w:szCs w:val="21"/>
-          <w:shd w:val="clear" w:color="auto" w:fill="auto"/>
-          <w:lang w:val="en-US" w:eastAsia="zh-CN" w:bidi="ar"/>
-        </w:rPr>
-        <w:instrText xml:space="preserve">),見)</w:instrText>
+        <w:instrText xml:space="preserve">(み),見)</w:instrText>
       </w:r>
       <w:r>
         <w:rPr>
@@ -3647,31 +3359,7 @@
           <w:shd w:val="clear" w:color="auto" w:fill="auto"/>
           <w:lang w:val="en-US" w:eastAsia="zh-CN" w:bidi="ar"/>
         </w:rPr>
-        <w:instrText xml:space="preserve">(</w:instrText>
-      </w:r>
-      <w:r>
-        <w:rPr>
-          <w:rFonts w:hint="eastAsia" w:ascii="MS Mincho" w:hAnsi="MS Mincho" w:eastAsia="MS Mincho" w:cs="MS Mincho"/>
-          <w:color w:val="auto"/>
-          <w:kern w:val="0"/>
-          <w:sz w:val="21"/>
-          <w:szCs w:val="21"/>
-          <w:shd w:val="clear" w:color="auto" w:fill="auto"/>
-          <w:lang w:val="en-US" w:eastAsia="zh-CN" w:bidi="ar"/>
-        </w:rPr>
-        <w:instrText xml:space="preserve">かべ</w:instrText>
-      </w:r>
-      <w:r>
-        <w:rPr>
-          <w:rFonts w:hint="eastAsia" w:ascii="MS Mincho" w:hAnsi="MS Mincho" w:eastAsia="MS Mincho" w:cs="MS Mincho"/>
-          <w:color w:val="auto"/>
-          <w:kern w:val="0"/>
-          <w:sz w:val="21"/>
-          <w:szCs w:val="21"/>
-          <w:shd w:val="clear" w:color="auto" w:fill="auto"/>
-          <w:lang w:val="en-US" w:eastAsia="zh-CN" w:bidi="ar"/>
-        </w:rPr>
-        <w:instrText xml:space="preserve">),壁)</w:instrText>
+        <w:instrText xml:space="preserve">(かべ),壁)</w:instrText>
       </w:r>
       <w:r>
         <w:rPr>
@@ -3862,31 +3550,7 @@
           <w:shd w:val="clear" w:color="auto" w:fill="auto"/>
           <w:lang w:val="en-US" w:eastAsia="zh-CN" w:bidi="ar"/>
         </w:rPr>
-        <w:instrText xml:space="preserve">(</w:instrText>
-      </w:r>
-      <w:r>
-        <w:rPr>
-          <w:rFonts w:hint="eastAsia" w:ascii="MS Mincho" w:hAnsi="MS Mincho" w:eastAsia="MS Mincho" w:cs="MS Mincho"/>
-          <w:color w:val="auto"/>
-          <w:kern w:val="0"/>
-          <w:sz w:val="21"/>
-          <w:szCs w:val="21"/>
-          <w:shd w:val="clear" w:color="auto" w:fill="auto"/>
-          <w:lang w:val="en-US" w:eastAsia="zh-CN" w:bidi="ar"/>
-        </w:rPr>
-        <w:instrText xml:space="preserve">つめ</w:instrText>
-      </w:r>
-      <w:r>
-        <w:rPr>
-          <w:rFonts w:hint="eastAsia" w:ascii="MS Mincho" w:hAnsi="MS Mincho" w:eastAsia="MS Mincho" w:cs="MS Mincho"/>
-          <w:color w:val="auto"/>
-          <w:kern w:val="0"/>
-          <w:sz w:val="21"/>
-          <w:szCs w:val="21"/>
-          <w:shd w:val="clear" w:color="auto" w:fill="auto"/>
-          <w:lang w:val="en-US" w:eastAsia="zh-CN" w:bidi="ar"/>
-        </w:rPr>
-        <w:instrText xml:space="preserve">),冷)</w:instrText>
+        <w:instrText xml:space="preserve">(つめ),冷)</w:instrText>
       </w:r>
       <w:r>
         <w:rPr>
@@ -4030,31 +3694,7 @@
           <w:shd w:val="clear" w:color="auto" w:fill="auto"/>
           <w:lang w:val="en-US" w:eastAsia="zh-CN" w:bidi="ar"/>
         </w:rPr>
-        <w:instrText xml:space="preserve">(</w:instrText>
-      </w:r>
-      <w:r>
-        <w:rPr>
-          <w:rFonts w:hint="eastAsia" w:ascii="MS Mincho" w:hAnsi="MS Mincho" w:eastAsia="MS Mincho" w:cs="MS Mincho"/>
-          <w:color w:val="auto"/>
-          <w:kern w:val="0"/>
-          <w:sz w:val="21"/>
-          <w:szCs w:val="21"/>
-          <w:shd w:val="clear" w:color="auto" w:fill="auto"/>
-          <w:lang w:val="en-US" w:eastAsia="zh-CN" w:bidi="ar"/>
-        </w:rPr>
-        <w:instrText xml:space="preserve">あせ</w:instrText>
-      </w:r>
-      <w:r>
-        <w:rPr>
-          <w:rFonts w:hint="eastAsia" w:ascii="MS Mincho" w:hAnsi="MS Mincho" w:eastAsia="MS Mincho" w:cs="MS Mincho"/>
-          <w:color w:val="auto"/>
-          <w:kern w:val="0"/>
-          <w:sz w:val="21"/>
-          <w:szCs w:val="21"/>
-          <w:shd w:val="clear" w:color="auto" w:fill="auto"/>
-          <w:lang w:val="en-US" w:eastAsia="zh-CN" w:bidi="ar"/>
-        </w:rPr>
-        <w:instrText xml:space="preserve">),汗)</w:instrText>
+        <w:instrText xml:space="preserve">(あせ),汗)</w:instrText>
       </w:r>
       <w:r>
         <w:rPr>
@@ -4245,31 +3885,7 @@
           <w:shd w:val="clear" w:color="auto" w:fill="auto"/>
           <w:lang w:val="en-US" w:eastAsia="zh-CN" w:bidi="ar"/>
         </w:rPr>
-        <w:instrText xml:space="preserve">(</w:instrText>
-      </w:r>
-      <w:r>
-        <w:rPr>
-          <w:rFonts w:hint="eastAsia" w:ascii="MS Mincho" w:hAnsi="MS Mincho" w:eastAsia="MS Mincho" w:cs="MS Mincho"/>
-          <w:color w:val="auto"/>
-          <w:kern w:val="0"/>
-          <w:sz w:val="21"/>
-          <w:szCs w:val="21"/>
-          <w:shd w:val="clear" w:color="auto" w:fill="auto"/>
-          <w:lang w:val="en-US" w:eastAsia="zh-CN" w:bidi="ar"/>
-        </w:rPr>
-        <w:instrText xml:space="preserve">くびすじ</w:instrText>
-      </w:r>
-      <w:r>
-        <w:rPr>
-          <w:rFonts w:hint="eastAsia" w:ascii="MS Mincho" w:hAnsi="MS Mincho" w:eastAsia="MS Mincho" w:cs="MS Mincho"/>
-          <w:color w:val="auto"/>
-          <w:kern w:val="0"/>
-          <w:sz w:val="21"/>
-          <w:szCs w:val="21"/>
-          <w:shd w:val="clear" w:color="auto" w:fill="auto"/>
-          <w:lang w:val="en-US" w:eastAsia="zh-CN" w:bidi="ar"/>
-        </w:rPr>
-        <w:instrText xml:space="preserve">),首筋)</w:instrText>
+        <w:instrText xml:space="preserve">(くびすじ),首筋)</w:instrText>
       </w:r>
       <w:r>
         <w:rPr>
@@ -4401,31 +4017,7 @@
           <w:shd w:val="clear" w:color="auto" w:fill="auto"/>
           <w:lang w:val="en-US" w:eastAsia="zh-CN" w:bidi="ar"/>
         </w:rPr>
-        <w:instrText xml:space="preserve">(</w:instrText>
-      </w:r>
-      <w:r>
-        <w:rPr>
-          <w:rFonts w:hint="eastAsia" w:ascii="MS Mincho" w:hAnsi="MS Mincho" w:eastAsia="MS Mincho" w:cs="MS Mincho"/>
-          <w:color w:val="auto"/>
-          <w:kern w:val="0"/>
-          <w:sz w:val="21"/>
-          <w:szCs w:val="21"/>
-          <w:shd w:val="clear" w:color="auto" w:fill="auto"/>
-          <w:lang w:val="en-US" w:eastAsia="zh-CN" w:bidi="ar"/>
-        </w:rPr>
-        <w:instrText xml:space="preserve">つた</w:instrText>
-      </w:r>
-      <w:r>
-        <w:rPr>
-          <w:rFonts w:hint="eastAsia" w:ascii="MS Mincho" w:hAnsi="MS Mincho" w:eastAsia="MS Mincho" w:cs="MS Mincho"/>
-          <w:color w:val="auto"/>
-          <w:kern w:val="0"/>
-          <w:sz w:val="21"/>
-          <w:szCs w:val="21"/>
-          <w:shd w:val="clear" w:color="auto" w:fill="auto"/>
-          <w:lang w:val="en-US" w:eastAsia="zh-CN" w:bidi="ar"/>
-        </w:rPr>
-        <w:instrText xml:space="preserve">),伝)</w:instrText>
+        <w:instrText xml:space="preserve">(つた),伝)</w:instrText>
       </w:r>
       <w:r>
         <w:rPr>
@@ -4673,31 +4265,7 @@
           <w:shd w:val="clear" w:color="auto" w:fill="auto"/>
           <w:lang w:val="en-US" w:eastAsia="zh-CN" w:bidi="ar"/>
         </w:rPr>
-        <w:instrText xml:space="preserve">(</w:instrText>
-      </w:r>
-      <w:r>
-        <w:rPr>
-          <w:rFonts w:hint="eastAsia" w:ascii="MS Mincho" w:hAnsi="MS Mincho" w:eastAsia="MS Mincho" w:cs="MS Mincho"/>
-          <w:color w:val="auto"/>
-          <w:kern w:val="0"/>
-          <w:sz w:val="21"/>
-          <w:szCs w:val="21"/>
-          <w:shd w:val="clear" w:color="auto" w:fill="auto"/>
-          <w:lang w:val="en-US" w:eastAsia="zh-CN" w:bidi="ar"/>
-        </w:rPr>
-        <w:instrText xml:space="preserve">み</w:instrText>
-      </w:r>
-      <w:r>
-        <w:rPr>
-          <w:rFonts w:hint="eastAsia" w:ascii="MS Mincho" w:hAnsi="MS Mincho" w:eastAsia="MS Mincho" w:cs="MS Mincho"/>
-          <w:color w:val="auto"/>
-          <w:kern w:val="0"/>
-          <w:sz w:val="21"/>
-          <w:szCs w:val="21"/>
-          <w:shd w:val="clear" w:color="auto" w:fill="auto"/>
-          <w:lang w:val="en-US" w:eastAsia="zh-CN" w:bidi="ar"/>
-        </w:rPr>
-        <w:instrText xml:space="preserve">),見)</w:instrText>
+        <w:instrText xml:space="preserve">(み),見)</w:instrText>
       </w:r>
       <w:r>
         <w:rPr>
@@ -4900,31 +4468,7 @@
           <w:shd w:val="clear" w:color="auto" w:fill="auto"/>
           <w:lang w:val="en-US" w:eastAsia="zh-CN" w:bidi="ar"/>
         </w:rPr>
-        <w:instrText xml:space="preserve">(</w:instrText>
-      </w:r>
-      <w:r>
-        <w:rPr>
-          <w:rFonts w:hint="eastAsia" w:ascii="MS Mincho" w:hAnsi="MS Mincho" w:eastAsia="MS Mincho" w:cs="MS Mincho"/>
-          <w:color w:val="auto"/>
-          <w:kern w:val="0"/>
-          <w:sz w:val="21"/>
-          <w:szCs w:val="21"/>
-          <w:shd w:val="clear" w:color="auto" w:fill="auto"/>
-          <w:lang w:val="en-US" w:eastAsia="zh-CN" w:bidi="ar"/>
-        </w:rPr>
-        <w:instrText xml:space="preserve">うぞう</w:instrText>
-      </w:r>
-      <w:r>
-        <w:rPr>
-          <w:rFonts w:hint="eastAsia" w:ascii="MS Mincho" w:hAnsi="MS Mincho" w:eastAsia="MS Mincho" w:cs="MS Mincho"/>
-          <w:color w:val="auto"/>
-          <w:kern w:val="0"/>
-          <w:sz w:val="21"/>
-          <w:szCs w:val="21"/>
-          <w:shd w:val="clear" w:color="auto" w:fill="auto"/>
-          <w:lang w:val="en-US" w:eastAsia="zh-CN" w:bidi="ar"/>
-        </w:rPr>
-        <w:instrText xml:space="preserve">),有象)</w:instrText>
+        <w:instrText xml:space="preserve">(うぞう),有象)</w:instrText>
       </w:r>
       <w:r>
         <w:rPr>
@@ -5056,31 +4600,7 @@
           <w:shd w:val="clear" w:color="auto" w:fill="auto"/>
           <w:lang w:val="en-US" w:eastAsia="zh-CN" w:bidi="ar"/>
         </w:rPr>
-        <w:instrText xml:space="preserve">(</w:instrText>
-      </w:r>
-      <w:r>
-        <w:rPr>
-          <w:rFonts w:hint="eastAsia" w:ascii="MS Mincho" w:hAnsi="MS Mincho" w:eastAsia="MS Mincho" w:cs="MS Mincho"/>
-          <w:color w:val="auto"/>
-          <w:kern w:val="0"/>
-          <w:sz w:val="21"/>
-          <w:szCs w:val="21"/>
-          <w:shd w:val="clear" w:color="auto" w:fill="auto"/>
-          <w:lang w:val="en-US" w:eastAsia="zh-CN" w:bidi="ar"/>
-        </w:rPr>
-        <w:instrText xml:space="preserve">むぞう</w:instrText>
-      </w:r>
-      <w:r>
-        <w:rPr>
-          <w:rFonts w:hint="eastAsia" w:ascii="MS Mincho" w:hAnsi="MS Mincho" w:eastAsia="MS Mincho" w:cs="MS Mincho"/>
-          <w:color w:val="auto"/>
-          <w:kern w:val="0"/>
-          <w:sz w:val="21"/>
-          <w:szCs w:val="21"/>
-          <w:shd w:val="clear" w:color="auto" w:fill="auto"/>
-          <w:lang w:val="en-US" w:eastAsia="zh-CN" w:bidi="ar"/>
-        </w:rPr>
-        <w:instrText xml:space="preserve">),無象)</w:instrText>
+        <w:instrText xml:space="preserve">(むぞう),無象)</w:instrText>
       </w:r>
       <w:r>
         <w:rPr>
@@ -5224,31 +4744,7 @@
           <w:shd w:val="clear" w:color="auto" w:fill="auto"/>
           <w:lang w:val="en-US" w:eastAsia="zh-CN" w:bidi="ar"/>
         </w:rPr>
-        <w:instrText xml:space="preserve">(</w:instrText>
-      </w:r>
-      <w:r>
-        <w:rPr>
-          <w:rFonts w:hint="eastAsia" w:ascii="MS Mincho" w:hAnsi="MS Mincho" w:eastAsia="MS Mincho" w:cs="MS Mincho"/>
-          <w:color w:val="auto"/>
-          <w:kern w:val="0"/>
-          <w:sz w:val="21"/>
-          <w:szCs w:val="21"/>
-          <w:shd w:val="clear" w:color="auto" w:fill="auto"/>
-          <w:lang w:val="en-US" w:eastAsia="zh-CN" w:bidi="ar"/>
-        </w:rPr>
-        <w:instrText xml:space="preserve">よ</w:instrText>
-      </w:r>
-      <w:r>
-        <w:rPr>
-          <w:rFonts w:hint="eastAsia" w:ascii="MS Mincho" w:hAnsi="MS Mincho" w:eastAsia="MS Mincho" w:cs="MS Mincho"/>
-          <w:color w:val="auto"/>
-          <w:kern w:val="0"/>
-          <w:sz w:val="21"/>
-          <w:szCs w:val="21"/>
-          <w:shd w:val="clear" w:color="auto" w:fill="auto"/>
-          <w:lang w:val="en-US" w:eastAsia="zh-CN" w:bidi="ar"/>
-        </w:rPr>
-        <w:instrText xml:space="preserve">),世)</w:instrText>
+        <w:instrText xml:space="preserve">(よ),世)</w:instrText>
       </w:r>
       <w:r>
         <w:rPr>
@@ -5380,31 +4876,7 @@
           <w:shd w:val="clear" w:color="auto" w:fill="auto"/>
           <w:lang w:val="en-US" w:eastAsia="zh-CN" w:bidi="ar"/>
         </w:rPr>
-        <w:instrText xml:space="preserve">(</w:instrText>
-      </w:r>
-      <w:r>
-        <w:rPr>
-          <w:rFonts w:hint="eastAsia" w:ascii="MS Mincho" w:hAnsi="MS Mincho" w:eastAsia="MS Mincho" w:cs="MS Mincho"/>
-          <w:color w:val="auto"/>
-          <w:kern w:val="0"/>
-          <w:sz w:val="21"/>
-          <w:szCs w:val="21"/>
-          <w:shd w:val="clear" w:color="auto" w:fill="auto"/>
-          <w:lang w:val="en-US" w:eastAsia="zh-CN" w:bidi="ar"/>
-        </w:rPr>
-        <w:instrText xml:space="preserve">めいげん</w:instrText>
-      </w:r>
-      <w:r>
-        <w:rPr>
-          <w:rFonts w:hint="eastAsia" w:ascii="MS Mincho" w:hAnsi="MS Mincho" w:eastAsia="MS Mincho" w:cs="MS Mincho"/>
-          <w:color w:val="auto"/>
-          <w:kern w:val="0"/>
-          <w:sz w:val="21"/>
-          <w:szCs w:val="21"/>
-          <w:shd w:val="clear" w:color="auto" w:fill="auto"/>
-          <w:lang w:val="en-US" w:eastAsia="zh-CN" w:bidi="ar"/>
-        </w:rPr>
-        <w:instrText xml:space="preserve">),迷言)</w:instrText>
+        <w:instrText xml:space="preserve">(めいげん),迷言)</w:instrText>
       </w:r>
       <w:r>
         <w:rPr>
@@ -5607,31 +5079,7 @@
           <w:shd w:val="clear" w:color="auto" w:fill="auto"/>
           <w:lang w:val="en-US" w:eastAsia="zh-CN" w:bidi="ar"/>
         </w:rPr>
-        <w:instrText xml:space="preserve">(</w:instrText>
-      </w:r>
-      <w:r>
-        <w:rPr>
-          <w:rFonts w:hint="eastAsia" w:ascii="MS Mincho" w:hAnsi="MS Mincho" w:eastAsia="MS Mincho" w:cs="MS Mincho"/>
-          <w:color w:val="auto"/>
-          <w:kern w:val="0"/>
-          <w:sz w:val="21"/>
-          <w:szCs w:val="21"/>
-          <w:shd w:val="clear" w:color="auto" w:fill="auto"/>
-          <w:lang w:val="en-US" w:eastAsia="zh-CN" w:bidi="ar"/>
-        </w:rPr>
-        <w:instrText xml:space="preserve">ひとり</w:instrText>
-      </w:r>
-      <w:r>
-        <w:rPr>
-          <w:rFonts w:hint="eastAsia" w:ascii="MS Mincho" w:hAnsi="MS Mincho" w:eastAsia="MS Mincho" w:cs="MS Mincho"/>
-          <w:color w:val="auto"/>
-          <w:kern w:val="0"/>
-          <w:sz w:val="21"/>
-          <w:szCs w:val="21"/>
-          <w:shd w:val="clear" w:color="auto" w:fill="auto"/>
-          <w:lang w:val="en-US" w:eastAsia="zh-CN" w:bidi="ar"/>
-        </w:rPr>
-        <w:instrText xml:space="preserve">),一人)</w:instrText>
+        <w:instrText xml:space="preserve">(ひとり),一人)</w:instrText>
       </w:r>
       <w:r>
         <w:rPr>
@@ -5775,31 +5223,7 @@
           <w:shd w:val="clear" w:color="auto" w:fill="auto"/>
           <w:lang w:val="en-US" w:eastAsia="zh-CN" w:bidi="ar"/>
         </w:rPr>
-        <w:instrText xml:space="preserve">(</w:instrText>
-      </w:r>
-      <w:r>
-        <w:rPr>
-          <w:rFonts w:hint="eastAsia" w:ascii="MS Mincho" w:hAnsi="MS Mincho" w:eastAsia="MS Mincho" w:cs="MS Mincho"/>
-          <w:color w:val="auto"/>
-          <w:kern w:val="0"/>
-          <w:sz w:val="21"/>
-          <w:szCs w:val="21"/>
-          <w:shd w:val="clear" w:color="auto" w:fill="auto"/>
-          <w:lang w:val="en-US" w:eastAsia="zh-CN" w:bidi="ar"/>
-        </w:rPr>
-        <w:instrText xml:space="preserve">ひとり</w:instrText>
-      </w:r>
-      <w:r>
-        <w:rPr>
-          <w:rFonts w:hint="eastAsia" w:ascii="MS Mincho" w:hAnsi="MS Mincho" w:eastAsia="MS Mincho" w:cs="MS Mincho"/>
-          <w:color w:val="auto"/>
-          <w:kern w:val="0"/>
-          <w:sz w:val="21"/>
-          <w:szCs w:val="21"/>
-          <w:shd w:val="clear" w:color="auto" w:fill="auto"/>
-          <w:lang w:val="en-US" w:eastAsia="zh-CN" w:bidi="ar"/>
-        </w:rPr>
-        <w:instrText xml:space="preserve">),一人)</w:instrText>
+        <w:instrText xml:space="preserve">(ひとり),一人)</w:instrText>
       </w:r>
       <w:r>
         <w:rPr>
@@ -5931,31 +5355,7 @@
           <w:shd w:val="clear" w:color="auto" w:fill="auto"/>
           <w:lang w:val="en-US" w:eastAsia="zh-CN" w:bidi="ar"/>
         </w:rPr>
-        <w:instrText xml:space="preserve">(</w:instrText>
-      </w:r>
-      <w:r>
-        <w:rPr>
-          <w:rFonts w:hint="eastAsia" w:ascii="MS Mincho" w:hAnsi="MS Mincho" w:eastAsia="MS Mincho" w:cs="MS Mincho"/>
-          <w:color w:val="auto"/>
-          <w:kern w:val="0"/>
-          <w:sz w:val="21"/>
-          <w:szCs w:val="21"/>
-          <w:shd w:val="clear" w:color="auto" w:fill="auto"/>
-          <w:lang w:val="en-US" w:eastAsia="zh-CN" w:bidi="ar"/>
-        </w:rPr>
-        <w:instrText xml:space="preserve">とろ</w:instrText>
-      </w:r>
-      <w:r>
-        <w:rPr>
-          <w:rFonts w:hint="eastAsia" w:ascii="MS Mincho" w:hAnsi="MS Mincho" w:eastAsia="MS Mincho" w:cs="MS Mincho"/>
-          <w:color w:val="auto"/>
-          <w:kern w:val="0"/>
-          <w:sz w:val="21"/>
-          <w:szCs w:val="21"/>
-          <w:shd w:val="clear" w:color="auto" w:fill="auto"/>
-          <w:lang w:val="en-US" w:eastAsia="zh-CN" w:bidi="ar"/>
-        </w:rPr>
-        <w:instrText xml:space="preserve">),蕩)</w:instrText>
+        <w:instrText xml:space="preserve">(とろ),蕩)</w:instrText>
       </w:r>
       <w:r>
         <w:rPr>
@@ -6158,6 +5558,150 @@
           <w:shd w:val="clear" w:color="auto" w:fill="auto"/>
           <w:lang w:val="en-US" w:eastAsia="zh-CN" w:bidi="ar"/>
         </w:rPr>
+        <w:instrText xml:space="preserve">(ああ),嗚呼)</w:instrText>
+      </w:r>
+      <w:r>
+        <w:rPr>
+          <w:rFonts w:hint="eastAsia" w:ascii="MS Mincho" w:hAnsi="MS Mincho" w:eastAsia="MS Mincho" w:cs="MS Mincho"/>
+          <w:color w:val="auto"/>
+          <w:kern w:val="0"/>
+          <w:sz w:val="21"/>
+          <w:szCs w:val="21"/>
+          <w:shd w:val="clear" w:color="auto" w:fill="auto"/>
+          <w:lang w:val="en-US" w:eastAsia="zh-CN" w:bidi="ar"/>
+        </w:rPr>
+        <w:fldChar w:fldCharType="end"/>
+      </w:r>
+      <w:r>
+        <w:rPr>
+          <w:rFonts w:hint="eastAsia" w:ascii="MS Mincho" w:hAnsi="MS Mincho" w:eastAsia="MS Mincho" w:cs="MS Mincho"/>
+          <w:color w:val="auto"/>
+          <w:kern w:val="0"/>
+          <w:sz w:val="21"/>
+          <w:szCs w:val="21"/>
+          <w:shd w:val="clear" w:color="auto" w:fill="auto"/>
+          <w:lang w:val="en-US" w:eastAsia="zh-CN" w:bidi="ar"/>
+        </w:rPr>
+        <w:t>、</w:t>
+      </w:r>
+      <w:r>
+        <w:rPr>
+          <w:rFonts w:hint="eastAsia" w:ascii="MS Mincho" w:hAnsi="MS Mincho" w:eastAsia="MS Mincho" w:cs="MS Mincho"/>
+          <w:color w:val="auto"/>
+          <w:kern w:val="0"/>
+          <w:sz w:val="21"/>
+          <w:szCs w:val="21"/>
+          <w:shd w:val="clear" w:color="auto" w:fill="auto"/>
+          <w:lang w:val="en-US" w:eastAsia="zh-CN" w:bidi="ar"/>
+        </w:rPr>
+        <w:fldChar w:fldCharType="begin"/>
+      </w:r>
+      <w:r>
+        <w:rPr>
+          <w:rFonts w:hint="eastAsia" w:ascii="MS Mincho" w:hAnsi="MS Mincho" w:eastAsia="MS Mincho" w:cs="MS Mincho"/>
+          <w:color w:val="auto"/>
+          <w:kern w:val="0"/>
+          <w:sz w:val="21"/>
+          <w:szCs w:val="21"/>
+          <w:shd w:val="clear" w:color="auto" w:fill="auto"/>
+          <w:lang w:val="en-US" w:eastAsia="zh-CN" w:bidi="ar"/>
+        </w:rPr>
+        <w:instrText xml:space="preserve">EQ \* </w:instrText>
+      </w:r>
+      <w:r>
+        <w:rPr>
+          <w:rFonts w:hint="default" w:ascii="MS Mincho" w:hAnsi="MS Mincho" w:eastAsia="MS Mincho" w:cs="MS Mincho"/>
+          <w:color w:val="auto"/>
+          <w:kern w:val="0"/>
+          <w:sz w:val="21"/>
+          <w:szCs w:val="21"/>
+          <w:shd w:val="clear" w:color="auto" w:fill="auto"/>
+          <w:lang w:val="en-US" w:eastAsia="zh-CN" w:bidi="ar"/>
+        </w:rPr>
+        <w:instrText xml:space="preserve">jc2</w:instrText>
+      </w:r>
+      <w:r>
+        <w:rPr>
+          <w:rFonts w:hint="eastAsia" w:ascii="MS Mincho" w:hAnsi="MS Mincho" w:eastAsia="MS Mincho" w:cs="MS Mincho"/>
+          <w:color w:val="auto"/>
+          <w:kern w:val="0"/>
+          <w:sz w:val="21"/>
+          <w:szCs w:val="21"/>
+          <w:shd w:val="clear" w:color="auto" w:fill="auto"/>
+          <w:lang w:val="en-US" w:eastAsia="zh-CN" w:bidi="ar"/>
+        </w:rPr>
+        <w:instrText xml:space="preserve"> \* "Font:</w:instrText>
+      </w:r>
+      <w:r>
+        <w:rPr>
+          <w:rFonts w:hint="default" w:ascii="MS Mincho" w:hAnsi="MS Mincho" w:eastAsia="MS Mincho" w:cs="MS Mincho"/>
+          <w:color w:val="auto"/>
+          <w:kern w:val="0"/>
+          <w:sz w:val="21"/>
+          <w:szCs w:val="21"/>
+          <w:shd w:val="clear" w:color="auto" w:fill="auto"/>
+          <w:lang w:val="en-US" w:eastAsia="zh-CN" w:bidi="ar"/>
+        </w:rPr>
+        <w:instrText xml:space="preserve">MS Mincho</w:instrText>
+      </w:r>
+      <w:r>
+        <w:rPr>
+          <w:rFonts w:hint="eastAsia" w:ascii="MS Mincho" w:hAnsi="MS Mincho" w:eastAsia="MS Mincho" w:cs="MS Mincho"/>
+          <w:color w:val="auto"/>
+          <w:kern w:val="0"/>
+          <w:sz w:val="21"/>
+          <w:szCs w:val="21"/>
+          <w:shd w:val="clear" w:color="auto" w:fill="auto"/>
+          <w:lang w:val="en-US" w:eastAsia="zh-CN" w:bidi="ar"/>
+        </w:rPr>
+        <w:instrText xml:space="preserve">" \* hps</w:instrText>
+      </w:r>
+      <w:r>
+        <w:rPr>
+          <w:rFonts w:hint="default" w:ascii="MS Mincho" w:hAnsi="MS Mincho" w:eastAsia="MS Mincho" w:cs="MS Mincho"/>
+          <w:color w:val="auto"/>
+          <w:kern w:val="0"/>
+          <w:sz w:val="21"/>
+          <w:szCs w:val="21"/>
+          <w:shd w:val="clear" w:color="auto" w:fill="auto"/>
+          <w:lang w:val="en-US" w:eastAsia="zh-CN" w:bidi="ar"/>
+        </w:rPr>
+        <w:instrText xml:space="preserve">16</w:instrText>
+      </w:r>
+      <w:r>
+        <w:rPr>
+          <w:rFonts w:hint="eastAsia" w:ascii="MS Mincho" w:hAnsi="MS Mincho" w:eastAsia="MS Mincho" w:cs="MS Mincho"/>
+          <w:color w:val="auto"/>
+          <w:kern w:val="0"/>
+          <w:sz w:val="21"/>
+          <w:szCs w:val="21"/>
+          <w:shd w:val="clear" w:color="auto" w:fill="auto"/>
+          <w:lang w:val="en-US" w:eastAsia="zh-CN" w:bidi="ar"/>
+        </w:rPr>
+        <w:instrText xml:space="preserve"> \o(\s\up </w:instrText>
+      </w:r>
+      <w:r>
+        <w:rPr>
+          <w:rFonts w:hint="default" w:ascii="MS Mincho" w:hAnsi="MS Mincho" w:eastAsia="MS Mincho" w:cs="MS Mincho"/>
+          <w:color w:val="auto"/>
+          <w:kern w:val="0"/>
+          <w:sz w:val="21"/>
+          <w:szCs w:val="21"/>
+          <w:shd w:val="clear" w:color="auto" w:fill="auto"/>
+          <w:lang w:val="en-US" w:eastAsia="zh-CN" w:bidi="ar"/>
+        </w:rPr>
+        <w:instrText xml:space="preserve">10</w:instrText>
+      </w:r>
+      <w:r>
+        <w:rPr>
+          <w:rFonts w:hint="eastAsia" w:ascii="MS Mincho" w:hAnsi="MS Mincho" w:eastAsia="MS Mincho" w:cs="MS Mincho"/>
+          <w:color w:val="auto"/>
+          <w:kern w:val="0"/>
+          <w:sz w:val="21"/>
+          <w:szCs w:val="21"/>
+          <w:shd w:val="clear" w:color="auto" w:fill="auto"/>
+          <w:lang w:val="en-US" w:eastAsia="zh-CN" w:bidi="ar"/>
+        </w:rPr>
         <w:instrText xml:space="preserve">(</w:instrText>
       </w:r>
       <w:r>
@@ -6168,189 +5712,21 @@
           <w:sz w:val="21"/>
           <w:szCs w:val="21"/>
           <w:shd w:val="clear" w:color="auto" w:fill="auto"/>
-          <w:lang w:val="en-US" w:eastAsia="zh-CN" w:bidi="ar"/>
-        </w:rPr>
-        <w:instrText xml:space="preserve">ああ</w:instrText>
-      </w:r>
-      <w:r>
-        <w:rPr>
-          <w:rFonts w:hint="eastAsia" w:ascii="MS Mincho" w:hAnsi="MS Mincho" w:eastAsia="MS Mincho" w:cs="MS Mincho"/>
-          <w:color w:val="auto"/>
-          <w:kern w:val="0"/>
-          <w:sz w:val="21"/>
-          <w:szCs w:val="21"/>
-          <w:shd w:val="clear" w:color="auto" w:fill="auto"/>
-          <w:lang w:val="en-US" w:eastAsia="zh-CN" w:bidi="ar"/>
-        </w:rPr>
-        <w:instrText xml:space="preserve">),嗚呼)</w:instrText>
-      </w:r>
-      <w:r>
-        <w:rPr>
-          <w:rFonts w:hint="eastAsia" w:ascii="MS Mincho" w:hAnsi="MS Mincho" w:eastAsia="MS Mincho" w:cs="MS Mincho"/>
-          <w:color w:val="auto"/>
-          <w:kern w:val="0"/>
-          <w:sz w:val="21"/>
-          <w:szCs w:val="21"/>
-          <w:shd w:val="clear" w:color="auto" w:fill="auto"/>
-          <w:lang w:val="en-US" w:eastAsia="zh-CN" w:bidi="ar"/>
-        </w:rPr>
-        <w:fldChar w:fldCharType="end"/>
-      </w:r>
-      <w:r>
-        <w:rPr>
-          <w:rFonts w:hint="eastAsia" w:ascii="MS Mincho" w:hAnsi="MS Mincho" w:eastAsia="MS Mincho" w:cs="MS Mincho"/>
-          <w:color w:val="auto"/>
-          <w:kern w:val="0"/>
-          <w:sz w:val="21"/>
-          <w:szCs w:val="21"/>
-          <w:shd w:val="clear" w:color="auto" w:fill="auto"/>
-          <w:lang w:val="en-US" w:eastAsia="zh-CN" w:bidi="ar"/>
-        </w:rPr>
-        <w:t>、</w:t>
-      </w:r>
-      <w:r>
-        <w:rPr>
-          <w:rFonts w:hint="eastAsia" w:ascii="MS Mincho" w:hAnsi="MS Mincho" w:eastAsia="MS Mincho" w:cs="MS Mincho"/>
-          <w:color w:val="auto"/>
-          <w:kern w:val="0"/>
-          <w:sz w:val="21"/>
-          <w:szCs w:val="21"/>
-          <w:shd w:val="clear" w:color="auto" w:fill="auto"/>
-          <w:lang w:val="en-US" w:eastAsia="zh-CN" w:bidi="ar"/>
-        </w:rPr>
-        <w:fldChar w:fldCharType="begin"/>
-      </w:r>
-      <w:r>
-        <w:rPr>
-          <w:rFonts w:hint="eastAsia" w:ascii="MS Mincho" w:hAnsi="MS Mincho" w:eastAsia="MS Mincho" w:cs="MS Mincho"/>
-          <w:color w:val="auto"/>
-          <w:kern w:val="0"/>
-          <w:sz w:val="21"/>
-          <w:szCs w:val="21"/>
-          <w:shd w:val="clear" w:color="auto" w:fill="auto"/>
-          <w:lang w:val="en-US" w:eastAsia="zh-CN" w:bidi="ar"/>
-        </w:rPr>
-        <w:instrText xml:space="preserve">EQ \* </w:instrText>
-      </w:r>
-      <w:r>
-        <w:rPr>
-          <w:rFonts w:hint="default" w:ascii="MS Mincho" w:hAnsi="MS Mincho" w:eastAsia="MS Mincho" w:cs="MS Mincho"/>
-          <w:color w:val="auto"/>
-          <w:kern w:val="0"/>
-          <w:sz w:val="21"/>
-          <w:szCs w:val="21"/>
-          <w:shd w:val="clear" w:color="auto" w:fill="auto"/>
-          <w:lang w:val="en-US" w:eastAsia="zh-CN" w:bidi="ar"/>
-        </w:rPr>
-        <w:instrText xml:space="preserve">jc2</w:instrText>
-      </w:r>
-      <w:r>
-        <w:rPr>
-          <w:rFonts w:hint="eastAsia" w:ascii="MS Mincho" w:hAnsi="MS Mincho" w:eastAsia="MS Mincho" w:cs="MS Mincho"/>
-          <w:color w:val="auto"/>
-          <w:kern w:val="0"/>
-          <w:sz w:val="21"/>
-          <w:szCs w:val="21"/>
-          <w:shd w:val="clear" w:color="auto" w:fill="auto"/>
-          <w:lang w:val="en-US" w:eastAsia="zh-CN" w:bidi="ar"/>
-        </w:rPr>
-        <w:instrText xml:space="preserve"> \* "Font:</w:instrText>
-      </w:r>
-      <w:r>
-        <w:rPr>
-          <w:rFonts w:hint="default" w:ascii="MS Mincho" w:hAnsi="MS Mincho" w:eastAsia="MS Mincho" w:cs="MS Mincho"/>
-          <w:color w:val="auto"/>
-          <w:kern w:val="0"/>
-          <w:sz w:val="21"/>
-          <w:szCs w:val="21"/>
-          <w:shd w:val="clear" w:color="auto" w:fill="auto"/>
-          <w:lang w:val="en-US" w:eastAsia="zh-CN" w:bidi="ar"/>
-        </w:rPr>
-        <w:instrText xml:space="preserve">MS Mincho</w:instrText>
-      </w:r>
-      <w:r>
-        <w:rPr>
-          <w:rFonts w:hint="eastAsia" w:ascii="MS Mincho" w:hAnsi="MS Mincho" w:eastAsia="MS Mincho" w:cs="MS Mincho"/>
-          <w:color w:val="auto"/>
-          <w:kern w:val="0"/>
-          <w:sz w:val="21"/>
-          <w:szCs w:val="21"/>
-          <w:shd w:val="clear" w:color="auto" w:fill="auto"/>
-          <w:lang w:val="en-US" w:eastAsia="zh-CN" w:bidi="ar"/>
-        </w:rPr>
-        <w:instrText xml:space="preserve">" \* hps</w:instrText>
-      </w:r>
-      <w:r>
-        <w:rPr>
-          <w:rFonts w:hint="default" w:ascii="MS Mincho" w:hAnsi="MS Mincho" w:eastAsia="MS Mincho" w:cs="MS Mincho"/>
-          <w:color w:val="auto"/>
-          <w:kern w:val="0"/>
-          <w:sz w:val="21"/>
-          <w:szCs w:val="21"/>
-          <w:shd w:val="clear" w:color="auto" w:fill="auto"/>
-          <w:lang w:val="en-US" w:eastAsia="zh-CN" w:bidi="ar"/>
-        </w:rPr>
-        <w:instrText xml:space="preserve">16</w:instrText>
-      </w:r>
-      <w:r>
-        <w:rPr>
-          <w:rFonts w:hint="eastAsia" w:ascii="MS Mincho" w:hAnsi="MS Mincho" w:eastAsia="MS Mincho" w:cs="MS Mincho"/>
-          <w:color w:val="auto"/>
-          <w:kern w:val="0"/>
-          <w:sz w:val="21"/>
-          <w:szCs w:val="21"/>
-          <w:shd w:val="clear" w:color="auto" w:fill="auto"/>
-          <w:lang w:val="en-US" w:eastAsia="zh-CN" w:bidi="ar"/>
-        </w:rPr>
-        <w:instrText xml:space="preserve"> \o(\s\up </w:instrText>
-      </w:r>
-      <w:r>
-        <w:rPr>
-          <w:rFonts w:hint="default" w:ascii="MS Mincho" w:hAnsi="MS Mincho" w:eastAsia="MS Mincho" w:cs="MS Mincho"/>
-          <w:color w:val="auto"/>
-          <w:kern w:val="0"/>
-          <w:sz w:val="21"/>
-          <w:szCs w:val="21"/>
-          <w:shd w:val="clear" w:color="auto" w:fill="auto"/>
-          <w:lang w:val="en-US" w:eastAsia="zh-CN" w:bidi="ar"/>
-        </w:rPr>
-        <w:instrText xml:space="preserve">10</w:instrText>
-      </w:r>
-      <w:r>
-        <w:rPr>
-          <w:rFonts w:hint="eastAsia" w:ascii="MS Mincho" w:hAnsi="MS Mincho" w:eastAsia="MS Mincho" w:cs="MS Mincho"/>
-          <w:color w:val="auto"/>
-          <w:kern w:val="0"/>
-          <w:sz w:val="21"/>
-          <w:szCs w:val="21"/>
-          <w:shd w:val="clear" w:color="auto" w:fill="auto"/>
-          <w:lang w:val="en-US" w:eastAsia="zh-CN" w:bidi="ar"/>
-        </w:rPr>
-        <w:instrText xml:space="preserve">(</w:instrText>
-      </w:r>
-      <w:r>
-        <w:rPr>
-          <w:rFonts w:hint="eastAsia" w:ascii="MS Mincho" w:hAnsi="MS Mincho" w:eastAsia="MS Mincho" w:cs="MS Mincho"/>
-          <w:color w:val="auto"/>
-          <w:kern w:val="0"/>
-          <w:sz w:val="21"/>
-          <w:szCs w:val="21"/>
-          <w:shd w:val="clear" w:color="auto" w:fill="auto"/>
-          <w:lang w:val="en-US" w:eastAsia="zh-CN" w:bidi="ar"/>
-        </w:rPr>
-        <w:instrText xml:space="preserve">ゆだ</w:instrText>
-      </w:r>
-      <w:r>
-        <w:rPr>
-          <w:rFonts w:hint="eastAsia" w:ascii="MS Mincho" w:hAnsi="MS Mincho" w:eastAsia="MS Mincho" w:cs="MS Mincho"/>
-          <w:color w:val="auto"/>
-          <w:kern w:val="0"/>
-          <w:sz w:val="21"/>
-          <w:szCs w:val="21"/>
-          <w:shd w:val="clear" w:color="auto" w:fill="auto"/>
-          <w:lang w:val="en-US" w:eastAsia="zh-CN" w:bidi="ar"/>
-        </w:rPr>
-        <w:instrText xml:space="preserve">),茹)</w:instrText>
+          <w:lang w:val="en-US" w:eastAsia="ja-JP" w:bidi="ar"/>
+        </w:rPr>
+        <w:instrText xml:space="preserve">う</w:instrText>
+      </w:r>
+      <w:r>
+        <w:rPr>
+          <w:rFonts w:hint="eastAsia" w:ascii="MS Mincho" w:hAnsi="MS Mincho" w:eastAsia="MS Mincho" w:cs="MS Mincho"/>
+          <w:color w:val="auto"/>
+          <w:kern w:val="0"/>
+          <w:sz w:val="21"/>
+          <w:szCs w:val="21"/>
+          <w:shd w:val="clear" w:color="auto" w:fill="auto"/>
+          <w:lang w:val="en-US" w:eastAsia="zh-CN" w:bidi="ar"/>
+        </w:rPr>
+        <w:instrText xml:space="preserve">だ),茹)</w:instrText>
       </w:r>
       <w:r>
         <w:rPr>
@@ -6858,31 +6234,7 @@
           <w:shd w:val="clear" w:color="auto" w:fill="auto"/>
           <w:lang w:val="en-US" w:eastAsia="zh-CN" w:bidi="ar"/>
         </w:rPr>
-        <w:instrText xml:space="preserve">(</w:instrText>
-      </w:r>
-      <w:r>
-        <w:rPr>
-          <w:rFonts w:hint="eastAsia" w:ascii="MS Mincho" w:hAnsi="MS Mincho" w:eastAsia="MS Mincho" w:cs="MS Mincho"/>
-          <w:color w:val="auto"/>
-          <w:kern w:val="0"/>
-          <w:sz w:val="21"/>
-          <w:szCs w:val="21"/>
-          <w:shd w:val="clear" w:color="auto" w:fill="auto"/>
-          <w:lang w:val="en-US" w:eastAsia="zh-CN" w:bidi="ar"/>
-        </w:rPr>
-        <w:instrText xml:space="preserve">み</w:instrText>
-      </w:r>
-      <w:r>
-        <w:rPr>
-          <w:rFonts w:hint="eastAsia" w:ascii="MS Mincho" w:hAnsi="MS Mincho" w:eastAsia="MS Mincho" w:cs="MS Mincho"/>
-          <w:color w:val="auto"/>
-          <w:kern w:val="0"/>
-          <w:sz w:val="21"/>
-          <w:szCs w:val="21"/>
-          <w:shd w:val="clear" w:color="auto" w:fill="auto"/>
-          <w:lang w:val="en-US" w:eastAsia="zh-CN" w:bidi="ar"/>
-        </w:rPr>
-        <w:instrText xml:space="preserve">),見)</w:instrText>
+        <w:instrText xml:space="preserve">(み),見)</w:instrText>
       </w:r>
       <w:r>
         <w:rPr>
@@ -7097,31 +6449,7 @@
           <w:shd w:val="clear" w:color="auto" w:fill="auto"/>
           <w:lang w:val="en-US" w:eastAsia="zh-CN" w:bidi="ar"/>
         </w:rPr>
-        <w:instrText xml:space="preserve">(</w:instrText>
-      </w:r>
-      <w:r>
-        <w:rPr>
-          <w:rFonts w:hint="eastAsia" w:ascii="MS Mincho" w:hAnsi="MS Mincho" w:eastAsia="MS Mincho" w:cs="MS Mincho"/>
-          <w:color w:val="auto"/>
-          <w:kern w:val="0"/>
-          <w:sz w:val="21"/>
-          <w:szCs w:val="21"/>
-          <w:shd w:val="clear" w:color="auto" w:fill="auto"/>
-          <w:lang w:val="en-US" w:eastAsia="zh-CN" w:bidi="ar"/>
-        </w:rPr>
-        <w:instrText xml:space="preserve">み</w:instrText>
-      </w:r>
-      <w:r>
-        <w:rPr>
-          <w:rFonts w:hint="eastAsia" w:ascii="MS Mincho" w:hAnsi="MS Mincho" w:eastAsia="MS Mincho" w:cs="MS Mincho"/>
-          <w:color w:val="auto"/>
-          <w:kern w:val="0"/>
-          <w:sz w:val="21"/>
-          <w:szCs w:val="21"/>
-          <w:shd w:val="clear" w:color="auto" w:fill="auto"/>
-          <w:lang w:val="en-US" w:eastAsia="zh-CN" w:bidi="ar"/>
-        </w:rPr>
-        <w:instrText xml:space="preserve">),見)</w:instrText>
+        <w:instrText xml:space="preserve">(み),見)</w:instrText>
       </w:r>
       <w:r>
         <w:rPr>
@@ -7336,31 +6664,7 @@
           <w:shd w:val="clear" w:color="auto" w:fill="auto"/>
           <w:lang w:val="en-US" w:eastAsia="zh-CN" w:bidi="ar"/>
         </w:rPr>
-        <w:instrText xml:space="preserve">(</w:instrText>
-      </w:r>
-      <w:r>
-        <w:rPr>
-          <w:rFonts w:hint="eastAsia" w:ascii="MS Mincho" w:hAnsi="MS Mincho" w:eastAsia="MS Mincho" w:cs="MS Mincho"/>
-          <w:color w:val="auto"/>
-          <w:kern w:val="0"/>
-          <w:sz w:val="21"/>
-          <w:szCs w:val="21"/>
-          <w:shd w:val="clear" w:color="auto" w:fill="auto"/>
-          <w:lang w:val="en-US" w:eastAsia="zh-CN" w:bidi="ar"/>
-        </w:rPr>
-        <w:instrText xml:space="preserve">み</w:instrText>
-      </w:r>
-      <w:r>
-        <w:rPr>
-          <w:rFonts w:hint="eastAsia" w:ascii="MS Mincho" w:hAnsi="MS Mincho" w:eastAsia="MS Mincho" w:cs="MS Mincho"/>
-          <w:color w:val="auto"/>
-          <w:kern w:val="0"/>
-          <w:sz w:val="21"/>
-          <w:szCs w:val="21"/>
-          <w:shd w:val="clear" w:color="auto" w:fill="auto"/>
-          <w:lang w:val="en-US" w:eastAsia="zh-CN" w:bidi="ar"/>
-        </w:rPr>
-        <w:instrText xml:space="preserve">),見)</w:instrText>
+        <w:instrText xml:space="preserve">(み),見)</w:instrText>
       </w:r>
       <w:r>
         <w:rPr>
@@ -8205,7 +7509,31 @@
           <w:shd w:val="clear" w:color="auto" w:fill="auto"/>
           <w:lang w:val="en-US" w:eastAsia="zh-CN" w:bidi="ar"/>
         </w:rPr>
-        <w:instrText xml:space="preserve">(げん),言)</w:instrText>
+        <w:instrText xml:space="preserve">(</w:instrText>
+      </w:r>
+      <w:r>
+        <w:rPr>
+          <w:rFonts w:hint="eastAsia" w:ascii="UD Digi Kyokasho N" w:hAnsi="UD Digi Kyokasho N" w:eastAsia="UD Digi Kyokasho N" w:cs="UD Digi Kyokasho N"/>
+          <w:color w:val="auto"/>
+          <w:kern w:val="0"/>
+          <w:sz w:val="21"/>
+          <w:szCs w:val="21"/>
+          <w:shd w:val="clear" w:color="auto" w:fill="auto"/>
+          <w:lang w:val="en-US" w:eastAsia="ja-JP" w:bidi="ar"/>
+        </w:rPr>
+        <w:instrText xml:space="preserve">ごと</w:instrText>
+      </w:r>
+      <w:r>
+        <w:rPr>
+          <w:rFonts w:hint="eastAsia" w:ascii="UD Digi Kyokasho N" w:hAnsi="UD Digi Kyokasho N" w:eastAsia="UD Digi Kyokasho N" w:cs="UD Digi Kyokasho N"/>
+          <w:color w:val="auto"/>
+          <w:kern w:val="0"/>
+          <w:sz w:val="21"/>
+          <w:szCs w:val="21"/>
+          <w:shd w:val="clear" w:color="auto" w:fill="auto"/>
+          <w:lang w:val="en-US" w:eastAsia="zh-CN" w:bidi="ar"/>
+        </w:rPr>
+        <w:instrText xml:space="preserve">),言)</w:instrText>
       </w:r>
       <w:r>
         <w:rPr>
@@ -8696,6 +8024,8 @@
         </w:rPr>
         <w:t>せに</w:t>
       </w:r>
+      <w:bookmarkStart w:id="0" w:name="_GoBack"/>
+      <w:bookmarkEnd w:id="0"/>
       <w:r>
         <w:rPr>
           <w:rFonts w:hint="eastAsia" w:ascii="UD Digi Kyokasho N" w:hAnsi="UD Digi Kyokasho N" w:eastAsia="UD Digi Kyokasho N" w:cs="UD Digi Kyokasho N"/>
@@ -9237,31 +8567,7 @@
           <w:shd w:val="clear" w:color="auto" w:fill="auto"/>
           <w:lang w:val="en-US" w:eastAsia="zh-CN" w:bidi="ar"/>
         </w:rPr>
-        <w:instrText xml:space="preserve">(</w:instrText>
-      </w:r>
-      <w:r>
-        <w:rPr>
-          <w:rFonts w:hint="eastAsia" w:ascii="MS Mincho" w:hAnsi="MS Mincho" w:eastAsia="MS Mincho" w:cs="MS Mincho"/>
-          <w:color w:val="auto"/>
-          <w:kern w:val="0"/>
-          <w:sz w:val="21"/>
-          <w:szCs w:val="21"/>
-          <w:shd w:val="clear" w:color="auto" w:fill="auto"/>
-          <w:lang w:val="en-US" w:eastAsia="zh-CN" w:bidi="ar"/>
-        </w:rPr>
-        <w:instrText xml:space="preserve">み</w:instrText>
-      </w:r>
-      <w:r>
-        <w:rPr>
-          <w:rFonts w:hint="eastAsia" w:ascii="MS Mincho" w:hAnsi="MS Mincho" w:eastAsia="MS Mincho" w:cs="MS Mincho"/>
-          <w:color w:val="auto"/>
-          <w:kern w:val="0"/>
-          <w:sz w:val="21"/>
-          <w:szCs w:val="21"/>
-          <w:shd w:val="clear" w:color="auto" w:fill="auto"/>
-          <w:lang w:val="en-US" w:eastAsia="zh-CN" w:bidi="ar"/>
-        </w:rPr>
-        <w:instrText xml:space="preserve">),見)</w:instrText>
+        <w:instrText xml:space="preserve">(み),見)</w:instrText>
       </w:r>
       <w:r>
         <w:rPr>
@@ -9464,31 +8770,7 @@
           <w:shd w:val="clear" w:color="auto" w:fill="auto"/>
           <w:lang w:val="en-US" w:eastAsia="zh-CN" w:bidi="ar"/>
         </w:rPr>
-        <w:instrText xml:space="preserve">(</w:instrText>
-      </w:r>
-      <w:r>
-        <w:rPr>
-          <w:rFonts w:hint="eastAsia" w:ascii="MS Mincho" w:hAnsi="MS Mincho" w:eastAsia="MS Mincho" w:cs="MS Mincho"/>
-          <w:color w:val="auto"/>
-          <w:kern w:val="0"/>
-          <w:sz w:val="21"/>
-          <w:szCs w:val="21"/>
-          <w:shd w:val="clear" w:color="auto" w:fill="auto"/>
-          <w:lang w:val="en-US" w:eastAsia="zh-CN" w:bidi="ar"/>
-        </w:rPr>
-        <w:instrText xml:space="preserve">うぞう</w:instrText>
-      </w:r>
-      <w:r>
-        <w:rPr>
-          <w:rFonts w:hint="eastAsia" w:ascii="MS Mincho" w:hAnsi="MS Mincho" w:eastAsia="MS Mincho" w:cs="MS Mincho"/>
-          <w:color w:val="auto"/>
-          <w:kern w:val="0"/>
-          <w:sz w:val="21"/>
-          <w:szCs w:val="21"/>
-          <w:shd w:val="clear" w:color="auto" w:fill="auto"/>
-          <w:lang w:val="en-US" w:eastAsia="zh-CN" w:bidi="ar"/>
-        </w:rPr>
-        <w:instrText xml:space="preserve">),有象)</w:instrText>
+        <w:instrText xml:space="preserve">(うぞう),有象)</w:instrText>
       </w:r>
       <w:r>
         <w:rPr>
@@ -9620,31 +8902,7 @@
           <w:shd w:val="clear" w:color="auto" w:fill="auto"/>
           <w:lang w:val="en-US" w:eastAsia="zh-CN" w:bidi="ar"/>
         </w:rPr>
-        <w:instrText xml:space="preserve">(</w:instrText>
-      </w:r>
-      <w:r>
-        <w:rPr>
-          <w:rFonts w:hint="eastAsia" w:ascii="MS Mincho" w:hAnsi="MS Mincho" w:eastAsia="MS Mincho" w:cs="MS Mincho"/>
-          <w:color w:val="auto"/>
-          <w:kern w:val="0"/>
-          <w:sz w:val="21"/>
-          <w:szCs w:val="21"/>
-          <w:shd w:val="clear" w:color="auto" w:fill="auto"/>
-          <w:lang w:val="en-US" w:eastAsia="zh-CN" w:bidi="ar"/>
-        </w:rPr>
-        <w:instrText xml:space="preserve">むぞう</w:instrText>
-      </w:r>
-      <w:r>
-        <w:rPr>
-          <w:rFonts w:hint="eastAsia" w:ascii="MS Mincho" w:hAnsi="MS Mincho" w:eastAsia="MS Mincho" w:cs="MS Mincho"/>
-          <w:color w:val="auto"/>
-          <w:kern w:val="0"/>
-          <w:sz w:val="21"/>
-          <w:szCs w:val="21"/>
-          <w:shd w:val="clear" w:color="auto" w:fill="auto"/>
-          <w:lang w:val="en-US" w:eastAsia="zh-CN" w:bidi="ar"/>
-        </w:rPr>
-        <w:instrText xml:space="preserve">),無象)</w:instrText>
+        <w:instrText xml:space="preserve">(むぞう),無象)</w:instrText>
       </w:r>
       <w:r>
         <w:rPr>
@@ -9859,31 +9117,7 @@
           <w:shd w:val="clear" w:color="auto" w:fill="auto"/>
           <w:lang w:val="en-US" w:eastAsia="zh-CN" w:bidi="ar"/>
         </w:rPr>
-        <w:instrText xml:space="preserve">(</w:instrText>
-      </w:r>
-      <w:r>
-        <w:rPr>
-          <w:rFonts w:hint="eastAsia" w:ascii="MS Mincho" w:hAnsi="MS Mincho" w:eastAsia="MS Mincho" w:cs="MS Mincho"/>
-          <w:color w:val="auto"/>
-          <w:kern w:val="0"/>
-          <w:sz w:val="21"/>
-          <w:szCs w:val="21"/>
-          <w:shd w:val="clear" w:color="auto" w:fill="auto"/>
-          <w:lang w:val="en-US" w:eastAsia="zh-CN" w:bidi="ar"/>
-        </w:rPr>
-        <w:instrText xml:space="preserve">とくべつ</w:instrText>
-      </w:r>
-      <w:r>
-        <w:rPr>
-          <w:rFonts w:hint="eastAsia" w:ascii="MS Mincho" w:hAnsi="MS Mincho" w:eastAsia="MS Mincho" w:cs="MS Mincho"/>
-          <w:color w:val="auto"/>
-          <w:kern w:val="0"/>
-          <w:sz w:val="21"/>
-          <w:szCs w:val="21"/>
-          <w:shd w:val="clear" w:color="auto" w:fill="auto"/>
-          <w:lang w:val="en-US" w:eastAsia="zh-CN" w:bidi="ar"/>
-        </w:rPr>
-        <w:instrText xml:space="preserve">),特別)</w:instrText>
+        <w:instrText xml:space="preserve">(とくべつ),特別)</w:instrText>
       </w:r>
       <w:r>
         <w:rPr>
@@ -10027,31 +9261,7 @@
           <w:shd w:val="clear" w:color="auto" w:fill="auto"/>
           <w:lang w:val="en-US" w:eastAsia="zh-CN" w:bidi="ar"/>
         </w:rPr>
-        <w:instrText xml:space="preserve">(</w:instrText>
-      </w:r>
-      <w:r>
-        <w:rPr>
-          <w:rFonts w:hint="eastAsia" w:ascii="MS Mincho" w:hAnsi="MS Mincho" w:eastAsia="MS Mincho" w:cs="MS Mincho"/>
-          <w:color w:val="auto"/>
-          <w:kern w:val="0"/>
-          <w:sz w:val="21"/>
-          <w:szCs w:val="21"/>
-          <w:shd w:val="clear" w:color="auto" w:fill="auto"/>
-          <w:lang w:val="en-US" w:eastAsia="zh-CN" w:bidi="ar"/>
-        </w:rPr>
-        <w:instrText xml:space="preserve">な</w:instrText>
-      </w:r>
-      <w:r>
-        <w:rPr>
-          <w:rFonts w:hint="eastAsia" w:ascii="MS Mincho" w:hAnsi="MS Mincho" w:eastAsia="MS Mincho" w:cs="MS Mincho"/>
-          <w:color w:val="auto"/>
-          <w:kern w:val="0"/>
-          <w:sz w:val="21"/>
-          <w:szCs w:val="21"/>
-          <w:shd w:val="clear" w:color="auto" w:fill="auto"/>
-          <w:lang w:val="en-US" w:eastAsia="zh-CN" w:bidi="ar"/>
-        </w:rPr>
-        <w:instrText xml:space="preserve">),成)</w:instrText>
+        <w:instrText xml:space="preserve">(な),成)</w:instrText>
       </w:r>
       <w:r>
         <w:rPr>
@@ -10254,31 +9464,7 @@
           <w:shd w:val="clear" w:color="auto" w:fill="auto"/>
           <w:lang w:val="en-US" w:eastAsia="zh-CN" w:bidi="ar"/>
         </w:rPr>
-        <w:instrText xml:space="preserve">(</w:instrText>
-      </w:r>
-      <w:r>
-        <w:rPr>
-          <w:rFonts w:hint="eastAsia" w:ascii="MS Mincho" w:hAnsi="MS Mincho" w:eastAsia="MS Mincho" w:cs="MS Mincho"/>
-          <w:color w:val="auto"/>
-          <w:kern w:val="0"/>
-          <w:sz w:val="21"/>
-          <w:szCs w:val="21"/>
-          <w:shd w:val="clear" w:color="auto" w:fill="auto"/>
-          <w:lang w:val="en-US" w:eastAsia="zh-CN" w:bidi="ar"/>
-        </w:rPr>
-        <w:instrText xml:space="preserve">ああ</w:instrText>
-      </w:r>
-      <w:r>
-        <w:rPr>
-          <w:rFonts w:hint="eastAsia" w:ascii="MS Mincho" w:hAnsi="MS Mincho" w:eastAsia="MS Mincho" w:cs="MS Mincho"/>
-          <w:color w:val="auto"/>
-          <w:kern w:val="0"/>
-          <w:sz w:val="21"/>
-          <w:szCs w:val="21"/>
-          <w:shd w:val="clear" w:color="auto" w:fill="auto"/>
-          <w:lang w:val="en-US" w:eastAsia="zh-CN" w:bidi="ar"/>
-        </w:rPr>
-        <w:instrText xml:space="preserve">),嗚呼)</w:instrText>
+        <w:instrText xml:space="preserve">(ああ),嗚呼)</w:instrText>
       </w:r>
       <w:r>
         <w:rPr>
@@ -10422,31 +9608,7 @@
           <w:shd w:val="clear" w:color="auto" w:fill="auto"/>
           <w:lang w:val="en-US" w:eastAsia="zh-CN" w:bidi="ar"/>
         </w:rPr>
-        <w:instrText xml:space="preserve">(</w:instrText>
-      </w:r>
-      <w:r>
-        <w:rPr>
-          <w:rFonts w:hint="eastAsia" w:ascii="MS Mincho" w:hAnsi="MS Mincho" w:eastAsia="MS Mincho" w:cs="MS Mincho"/>
-          <w:color w:val="auto"/>
-          <w:kern w:val="0"/>
-          <w:sz w:val="21"/>
-          <w:szCs w:val="21"/>
-          <w:shd w:val="clear" w:color="auto" w:fill="auto"/>
-          <w:lang w:val="en-US" w:eastAsia="zh-CN" w:bidi="ar"/>
-        </w:rPr>
-        <w:instrText xml:space="preserve">すてき</w:instrText>
-      </w:r>
-      <w:r>
-        <w:rPr>
-          <w:rFonts w:hint="eastAsia" w:ascii="MS Mincho" w:hAnsi="MS Mincho" w:eastAsia="MS Mincho" w:cs="MS Mincho"/>
-          <w:color w:val="auto"/>
-          <w:kern w:val="0"/>
-          <w:sz w:val="21"/>
-          <w:szCs w:val="21"/>
-          <w:shd w:val="clear" w:color="auto" w:fill="auto"/>
-          <w:lang w:val="en-US" w:eastAsia="zh-CN" w:bidi="ar"/>
-        </w:rPr>
-        <w:instrText xml:space="preserve">),素敵)</w:instrText>
+        <w:instrText xml:space="preserve">(すてき),素敵)</w:instrText>
       </w:r>
       <w:r>
         <w:rPr>
@@ -10720,8 +9882,6 @@
         </w:rPr>
         <w:fldChar w:fldCharType="end"/>
       </w:r>
-      <w:bookmarkStart w:id="0" w:name="_GoBack"/>
-      <w:bookmarkEnd w:id="0"/>
       <w:r>
         <w:rPr>
           <w:rFonts w:hint="eastAsia" w:ascii="MS Mincho" w:hAnsi="MS Mincho" w:eastAsia="MS Mincho" w:cs="MS Mincho"/>
@@ -10943,31 +10103,7 @@
           <w:shd w:val="clear" w:color="auto" w:fill="auto"/>
           <w:lang w:val="en-US" w:eastAsia="zh-CN" w:bidi="ar"/>
         </w:rPr>
-        <w:instrText xml:space="preserve">(</w:instrText>
-      </w:r>
-      <w:r>
-        <w:rPr>
-          <w:rFonts w:hint="eastAsia" w:ascii="MS Mincho" w:hAnsi="MS Mincho" w:eastAsia="MS Mincho" w:cs="MS Mincho"/>
-          <w:color w:val="auto"/>
-          <w:kern w:val="0"/>
-          <w:sz w:val="21"/>
-          <w:szCs w:val="21"/>
-          <w:shd w:val="clear" w:color="auto" w:fill="auto"/>
-          <w:lang w:val="en-US" w:eastAsia="zh-CN" w:bidi="ar"/>
-        </w:rPr>
-        <w:instrText xml:space="preserve">め</w:instrText>
-      </w:r>
-      <w:r>
-        <w:rPr>
-          <w:rFonts w:hint="eastAsia" w:ascii="MS Mincho" w:hAnsi="MS Mincho" w:eastAsia="MS Mincho" w:cs="MS Mincho"/>
-          <w:color w:val="auto"/>
-          <w:kern w:val="0"/>
-          <w:sz w:val="21"/>
-          <w:szCs w:val="21"/>
-          <w:shd w:val="clear" w:color="auto" w:fill="auto"/>
-          <w:lang w:val="en-US" w:eastAsia="zh-CN" w:bidi="ar"/>
-        </w:rPr>
-        <w:instrText xml:space="preserve">),目)</w:instrText>
+        <w:instrText xml:space="preserve">(め),目)</w:instrText>
       </w:r>
       <w:r>
         <w:rPr>
@@ -11111,31 +10247,7 @@
           <w:shd w:val="clear" w:color="auto" w:fill="auto"/>
           <w:lang w:val="en-US" w:eastAsia="zh-CN" w:bidi="ar"/>
         </w:rPr>
-        <w:instrText xml:space="preserve">(</w:instrText>
-      </w:r>
-      <w:r>
-        <w:rPr>
-          <w:rFonts w:hint="eastAsia" w:ascii="MS Mincho" w:hAnsi="MS Mincho" w:eastAsia="MS Mincho" w:cs="MS Mincho"/>
-          <w:color w:val="auto"/>
-          <w:kern w:val="0"/>
-          <w:sz w:val="21"/>
-          <w:szCs w:val="21"/>
-          <w:shd w:val="clear" w:color="auto" w:fill="auto"/>
-          <w:lang w:val="en-US" w:eastAsia="zh-CN" w:bidi="ar"/>
-        </w:rPr>
-        <w:instrText xml:space="preserve">あ</w:instrText>
-      </w:r>
-      <w:r>
-        <w:rPr>
-          <w:rFonts w:hint="eastAsia" w:ascii="MS Mincho" w:hAnsi="MS Mincho" w:eastAsia="MS Mincho" w:cs="MS Mincho"/>
-          <w:color w:val="auto"/>
-          <w:kern w:val="0"/>
-          <w:sz w:val="21"/>
-          <w:szCs w:val="21"/>
-          <w:shd w:val="clear" w:color="auto" w:fill="auto"/>
-          <w:lang w:val="en-US" w:eastAsia="zh-CN" w:bidi="ar"/>
-        </w:rPr>
-        <w:instrText xml:space="preserve">),当)</w:instrText>
+        <w:instrText xml:space="preserve">(あ),当)</w:instrText>
       </w:r>
       <w:r>
         <w:rPr>
